--- a/Solar_PV_Research_Paper.docx
+++ b/Solar_PV_Research_Paper.docx
@@ -1,6 +1,6 @@
 
 <file path=word/document.xml><?xml version="1.0" encoding="utf-8"?>
-<w:document xmlns:wpc="http://schemas.microsoft.com/office/word/2010/wordprocessingCanvas" xmlns:cx="http://schemas.microsoft.com/office/drawing/2014/chartex" xmlns:cx1="http://schemas.microsoft.com/office/drawing/2015/9/8/chartex" xmlns:cx2="http://schemas.microsoft.com/office/drawing/2015/10/21/chartex" xmlns:cx3="http://schemas.microsoft.com/office/drawing/2016/5/9/chartex" xmlns:cx4="http://schemas.microsoft.com/office/drawing/2016/5/10/chartex" xmlns:cx5="http://schemas.microsoft.com/office/drawing/2016/5/11/chartex" xmlns:cx6="http://schemas.microsoft.com/office/drawing/2016/5/12/chartex" xmlns:cx7="http://schemas.microsoft.com/office/drawing/2016/5/13/chartex" xmlns:cx8="http://schemas.microsoft.com/office/drawing/2016/5/14/chartex" xmlns:mc="http://schemas.openxmlformats.org/markup-compatibility/2006" xmlns:aink="http://schemas.microsoft.com/office/drawing/2016/ink" xmlns:am3d="http://schemas.microsoft.com/office/drawing/2017/model3d" xmlns:o="urn:schemas-microsoft-com:office:office" xmlns:oel="http://schemas.microsoft.com/office/2019/extlst" xmlns:r="http://schemas.openxmlformats.org/officeDocument/2006/relationships" xmlns:m="http://schemas.openxmlformats.org/officeDocument/2006/math" xmlns:v="urn:schemas-microsoft-com:vml" xmlns:wp14="http://schemas.microsoft.com/office/word/2010/wordprocessingDrawing" xmlns:wp="http://schemas.openxmlformats.org/drawingml/2006/wordprocessingDrawing" xmlns:w10="urn:schemas-microsoft-com:office:word" xmlns:w="http://schemas.openxmlformats.org/wordprocessingml/2006/main" xmlns:w14="http://schemas.microsoft.com/office/word/2010/wordml" xmlns:w15="http://schemas.microsoft.com/office/word/2012/wordml" xmlns:w16cex="http://schemas.microsoft.com/office/word/2018/wordml/cex" xmlns:w16cid="http://schemas.microsoft.com/office/word/2016/wordml/cid" xmlns:w16="http://schemas.microsoft.com/office/word/2018/wordml" xmlns:w16du="http://schemas.microsoft.com/office/word/2023/wordml/word16du" xmlns:w16sdtdh="http://schemas.microsoft.com/office/word/2020/wordml/sdtdatahash" xmlns:w16sdtfl="http://schemas.microsoft.com/office/word/2024/wordml/sdtformatlock" xmlns:w16se="http://schemas.microsoft.com/office/word/2015/wordml/symex" xmlns:wpg="http://schemas.microsoft.com/office/word/2010/wordprocessingGroup" xmlns:wpi="http://schemas.microsoft.com/office/word/2010/wordprocessingInk" xmlns:wne="http://schemas.microsoft.com/office/word/2006/wordml" xmlns:wps="http://schemas.microsoft.com/office/word/2010/wordprocessingShape" mc:Ignorable="w14 w15 w16se w16cid w16 w16cex w16sdtdh w16sdtfl w16du wp14">
+<w:document xmlns:wpc="http://schemas.microsoft.com/office/word/2010/wordprocessingCanvas" xmlns:cx="http://schemas.microsoft.com/office/drawing/2014/chartex" xmlns:cx1="http://schemas.microsoft.com/office/drawing/2015/9/8/chartex" xmlns:cx2="http://schemas.microsoft.com/office/drawing/2015/10/21/chartex" xmlns:cx3="http://schemas.microsoft.com/office/drawing/2016/5/9/chartex" xmlns:cx4="http://schemas.microsoft.com/office/drawing/2016/5/10/chartex" xmlns:cx5="http://schemas.microsoft.com/office/drawing/2016/5/11/chartex" xmlns:cx6="http://schemas.microsoft.com/office/drawing/2016/5/12/chartex" xmlns:cx7="http://schemas.microsoft.com/office/drawing/2016/5/13/chartex" xmlns:cx8="http://schemas.microsoft.com/office/drawing/2016/5/14/chartex" xmlns:mc="http://schemas.openxmlformats.org/markup-compatibility/2006" xmlns:m="http://schemas.openxmlformats.org/officeDocument/2006/math" xmlns:aink="http://schemas.microsoft.com/office/drawing/2016/ink" xmlns:am3d="http://schemas.microsoft.com/office/drawing/2017/model3d" xmlns:oel="http://schemas.microsoft.com/office/2019/extlst" xmlns:r="http://schemas.openxmlformats.org/officeDocument/2006/relationships" xmlns:wp14="http://schemas.microsoft.com/office/word/2010/wordprocessingDrawing" xmlns:wp="http://schemas.openxmlformats.org/drawingml/2006/wordprocessingDrawing" xmlns:wpg="http://schemas.microsoft.com/office/word/2010/wordprocessingGroup" xmlns:wpi="http://schemas.microsoft.com/office/word/2010/wordprocessingInk" xmlns:wps="http://schemas.microsoft.com/office/word/2010/wordprocessingShape" xmlns:o="urn:schemas-microsoft-com:office:office" xmlns:v="urn:schemas-microsoft-com:vml" xmlns:w10="urn:schemas-microsoft-com:office:word" xmlns:w="http://schemas.openxmlformats.org/wordprocessingml/2006/main" xmlns:w14="http://schemas.microsoft.com/office/word/2010/wordml" xmlns:w15="http://schemas.microsoft.com/office/word/2012/wordml" xmlns:w16cei="http://schemas.microsoft.com/office/word/2026/wordml/cei" xmlns:w16cex="http://schemas.microsoft.com/office/word/2018/wordml/cex" xmlns:w16cid="http://schemas.microsoft.com/office/word/2016/wordml/cid" xmlns:w16="http://schemas.microsoft.com/office/word/2018/wordml" xmlns:w16sdtdh="http://schemas.microsoft.com/office/word/2020/wordml/sdtdatahash" xmlns:w16sdtfl="http://schemas.microsoft.com/office/word/2024/wordml/sdtformatlock" xmlns:w16se="http://schemas.microsoft.com/office/word/2015/wordml/symex" xmlns:w16du="http://schemas.microsoft.com/office/word/2023/wordml/word16du" xmlns:wne="http://schemas.microsoft.com/office/word/2006/wordml" mc:Ignorable="w14 w15 w16se w16cid w16 w16cex w16sdtdh w16sdtfl w16du wp14">
   <w:body>
     <w:p>
       <w:pPr>
@@ -133,101 +133,6 @@
           <w:color w:val="000000" w:themeColor="text1"/>
         </w:rPr>
       </w:pPr>
-    </w:p>
-    <w:p>
-      <w:pPr>
-        <w:rPr>
-          <w:color w:val="000000" w:themeColor="text1"/>
-        </w:rPr>
-      </w:pPr>
-      <w:r>
-        <w:rPr>
-          <w:color w:val="000000" w:themeColor="text1"/>
-        </w:rPr>
-        <w:br w:type="page"/>
-      </w:r>
-    </w:p>
-    <w:p>
-      <w:pPr>
-        <w:rPr>
-          <w:color w:val="000000" w:themeColor="text1"/>
-        </w:rPr>
-      </w:pPr>
-      <w:r>
-        <w:lastRenderedPageBreak/>
-        <w:t>Phase 5 has now been executed and its paired results are incorporated in this draft. The following items still require attention before submission:</w:t>
-      </w:r>
-    </w:p>
-    <w:p>
-      <w:pPr>
-        <w:pStyle w:val="ListBullet"/>
-        <w:rPr>
-          <w:color w:val="000000" w:themeColor="text1"/>
-        </w:rPr>
-      </w:pPr>
-      <w:r>
-        <w:t>Archive phase4_system_results.csv, phase5_system_results.csv, phase5_headline.csv, phase5_a_vs_b_comparison.csv, and the exported Phase 5 figure in this project; the values are present in the executed notebook, but those files are not currently in the local results folder.</w:t>
-      </w:r>
-    </w:p>
-    <w:p>
-      <w:pPr>
-        <w:pStyle w:val="ListBullet"/>
-        <w:rPr>
-          <w:color w:val="000000" w:themeColor="text1"/>
-        </w:rPr>
-      </w:pPr>
-      <w:r>
-        <w:t>Replace the remaining bracketed [TO COMPLETE] markers for exact package versions and final repository/release metadata.</w:t>
-      </w:r>
-    </w:p>
-    <w:p>
-      <w:pPr>
-        <w:pStyle w:val="ListBullet"/>
-        <w:rPr>
-          <w:color w:val="000000" w:themeColor="text1"/>
-        </w:rPr>
-      </w:pPr>
-      <w:r>
-        <w:t>Reproduce the included system-level Model A versus Model B scatterplot from archived CSV results during the final clean rerun.</w:t>
-      </w:r>
-    </w:p>
-    <w:p>
-      <w:pPr>
-        <w:pStyle w:val="ListBullet"/>
-        <w:rPr>
-          <w:color w:val="000000" w:themeColor="text1"/>
-        </w:rPr>
-      </w:pPr>
-      <w:r>
-        <w:rPr>
-          <w:color w:val="000000" w:themeColor="text1"/>
-        </w:rPr>
-        <w:t>Check all citations against the original articles and the program's required APA guidance, obtain formal topic approval, and incorporate mentor, peer, and Writing Center feedback.</w:t>
-      </w:r>
-    </w:p>
-    <w:p>
-      <w:pPr>
-        <w:pStyle w:val="ListBullet"/>
-        <w:rPr>
-          <w:color w:val="000000" w:themeColor="text1"/>
-        </w:rPr>
-      </w:pPr>
-      <w:r>
-        <w:rPr>
-          <w:color w:val="000000" w:themeColor="text1"/>
-        </w:rPr>
-        <w:t>Run Turnitin, resolve genuine quotation or attribution problems, and ensure the final paper represents the student's own analysis and writing.</w:t>
-      </w:r>
-    </w:p>
-    <w:p>
-      <w:pPr>
-        <w:rPr>
-          <w:color w:val="000000" w:themeColor="text1"/>
-        </w:rPr>
-      </w:pPr>
-      <w:r>
-        <w:t>Evidence status. Phase 3 CSV files are present in the repository. Phase 4 and Phase 5 were executed in code.ipynb; Phase 5 validates four models, 37 systems, and five paired folds, and its output includes the paired bootstrap results and comparison figure. The Phase 4/5 CSV and PNG exports are not currently present in the local results folder, so they should be copied from the execution environment or regenerated before submission.</w:t>
-      </w:r>
     </w:p>
     <w:p>
       <w:pPr>
@@ -264,7 +169,7 @@
         </w:rPr>
       </w:pPr>
       <w:r>
-        <w:t>Data-driven photovoltaic (PV) power models often achieve low error when their training and test sets contain observations from the same installation, but this evaluation does not answer a practical cold-start question: can one model predict the output of a PV system whose historical power data were never used in training? This study investigates whether physically derived, system-independent features improve such cross-system generalization. The analysis uses the open HKUST rooftop PV dataset, which contains three years of power and meteorological measurements from 60 campus installations. After restricting the analysis to 37 SolarEdge systems, localizing timestamps, filtering nighttime observations, constructing physics features, and applying quality-control rules, 1,370,191 modeling-ready observations remained. Four predictors were compared under five-fold grouped cross-validation in which entire PV systems, rather than individual timestamps, were held out: a training-mean baseline, a calibrated global-horizontal-irradiance baseline, weather-only XGBoost, and an otherwise identical XGBoost model augmented with solar zenith, solar azimuth, clear-sky irradiance, clear-sky index, and estimated cell temperature. Macro normalized root-mean-square errors were 0.2160, 0.1237, 0.0919, and 0.0790, respectively. Relative to weather-only XGBoost, the physics-enhanced model reduced macro normalized error by 14.0% (paired bootstrap 95% interval: 11.3%-16.5%) and mean absolute error by 15.0%. It had lower nRMSE on 36 of 37 held-out systems. These results support the value of compact physics-derived features for cross-system transfer within one campus, while cross-climate validation remains necessary before making a broader generalization claim.</w:t>
+        <w:t>Data-driven photovoltaic (PV) power models often achieve low error when their training and test sets contain observations from the same installation, but this evaluation does not answer a practical question: can one model predict the output of a PV system whose historical power data were never used in training? This study investigates whether physically derived, system-independent features improve such cross-system generalization. The analysis uses the open HKUST rooftop PV dataset, which contains three years of power and meteorological measurements from 60 campus installations. After restricting the analysis to 37 SolarEdge systems, localizing timestamps, filtering nighttime observations, constructing physics features, and applying quality-control rules, 1,370,191 modeling-ready observations remained. Four predictors were compared under five-fold grouped cross-validation in which entire PV systems, rather than individual timestamps, were held out: a training-mean baseline, a calibrated global-horizontal-irradiance baseline, weather-only XGBoost, and an otherwise identical XGBoost model augmented with solar zenith, solar azimuth, clear-sky irradiance, clear-sky index, and estimated cell temperature. Macro normalized root-mean-square errors were 0.2160, 0.1237, 0.0919, and 0.0790, respectively. Relative to weather-only XGBoost, the physics-enhanced model reduced macro normalized error by 14.0% (paired bootstrap 95% interval: 11.3%-16.5%) and mean absolute error by 15.0%. It had lower nRMSE on 36 of 37 held-out systems. These results support the value of compact physics-derived features for cross-system transfer within one campus, while cross-climate validation remains necessary before making a broader generalization claim.</w:t>
       </w:r>
     </w:p>
     <w:p>
@@ -333,7 +238,7 @@
           <w:color w:val="000000" w:themeColor="text1"/>
         </w:rPr>
         <w:lastRenderedPageBreak/>
-        <w:t>In such a setting, a useful model must transfer relationships learned from other installations. Prior research has shown that a single XGBoost model can nowcast individual yield across a large residential fleet and that models trained on geographically aggregated data can generalize to individual systems (Costa, 2022; Grzebyk et al., 2023). More recent work has addressed zero-sample PV prediction using explicit domain-generalization architectures (Liu et al., 2025). These studies establish that cross-system prediction is both possible and technically distinct from ordinary within-system forecasting.</w:t>
+        <w:t>In such a setting, a useful model must transfer relationships learned from other installations. Prior research has shown that a single XGBoost model can nowcast individual yield across a large residential fleet and that models trained on geographically aggregated data can generalize to individual systems (Costa, 2022; Grzebyk et al., 2023). More recent work has addressed zero-sample PV prediction using explicit domain-generalization architectures (Liu et al., 2025). These studies establish that cross-system prediction is possible and technically distinct from ordinary within-system forecasting.</w:t>
       </w:r>
     </w:p>
     <w:p>
@@ -346,7 +251,19 @@
         <w:rPr>
           <w:color w:val="000000" w:themeColor="text1"/>
         </w:rPr>
-        <w:t>Physical knowledge offers one plausible route to improved transfer. Measured global horizontal irradiance (GHI) captures current sunlight, but the same GHI value can occur under different solar positions and clear-sky expectations. Solar zenith and azimuth encode geometry; clear-sky GHI provides a time- and location-specific atmospheric reference; the clear-sky index expresses observed irradiance relative to that reference; and an estimated cell temperature represents the thermal conditions that influence PV conversion efficiency. These variables are derived from relationships that apply across systems and therefore may help a model rely less on installation-specific statistical patterns.</w:t>
+        <w:t xml:space="preserve">Physical knowledge offers one </w:t>
+      </w:r>
+      <w:r>
+        <w:rPr>
+          <w:color w:val="000000" w:themeColor="text1"/>
+        </w:rPr>
+        <w:t>possible</w:t>
+      </w:r>
+      <w:r>
+        <w:rPr>
+          <w:color w:val="000000" w:themeColor="text1"/>
+        </w:rPr>
+        <w:t xml:space="preserve"> route to improved transfer. Measured global horizontal irradiance (GHI) captures current sunlight, but the same GHI value can occur under different solar positions and clear-sky expectations. Solar zenith and azimuth encode geometry; clear-sky GHI provides a time- and location-specific atmospheric reference; the clear-sky index expresses observed irradiance relative to that reference; and an estimated cell temperature represents the thermal conditions that influence PV conversion efficiency. These variables are derived from relationships that apply across systems and therefore may help a model rely less on installation-specific statistical patterns.</w:t>
       </w:r>
     </w:p>
     <w:p>
@@ -372,7 +289,7 @@
         <w:rPr>
           <w:color w:val="000000" w:themeColor="text1"/>
         </w:rPr>
-        <w:t>The study makes three contributions. First, it implements a leakage-resistant evaluation in which all observations from a test system are excluded from training. Second, it compares physics-only, data-driven, and hybrid approaches on identical held-out systems. Third, it reports system-level macro metrics so that installations with more observations do not dominate the headline result. The intended contribution is deliberately narrower than proposing a new neural architecture: it asks whether a small, interpretable physics feature set adds measurable value to a standard tabular learner.</w:t>
+        <w:t xml:space="preserve">The study makes three contributions. First, it implements a leakage-resistant evaluation in which all observations from a test system are excluded from training. Second, it compares physics-only, data-driven, and hybrid approaches on identical held-out systems. Third, it reports system-level macro metrics so that installations with more observations do not dominate the headline result. </w:t>
       </w:r>
     </w:p>
     <w:p>
@@ -382,7 +299,21 @@
         </w:rPr>
       </w:pPr>
       <w:r>
-        <w:t>The executed notebook reports a 14.0% reduction in macro normalized root-mean-square error (nRMSE) for the hybrid model relative to the weather-only model. The paired Phase 5 analysis strengthens that aggregate result: Model B has lower nRMSE on 36 of 37 systems, and the paired-bootstrap 95% interval for the relative reduction is 11.3%-16.5%. All systems nevertheless share one campus, climate, and weather station, so the experiment evaluates cross-system rather than cross-climate generalization. The paper therefore treats the result as evidence within a bounded empirical setting, not as proof that the model will transfer to arbitrary locations.</w:t>
+        <w:t>The completed analysis reports a 14.0% reduction in macro</w:t>
+      </w:r>
+      <w:r>
+        <w:t>-</w:t>
+      </w:r>
+      <w:r>
+        <w:t>normalized root-mean-square error (</w:t>
+      </w:r>
+      <w:proofErr w:type="spellStart"/>
+      <w:r>
+        <w:t>nRMSE</w:t>
+      </w:r>
+      <w:proofErr w:type="spellEnd"/>
+      <w:r>
+        <w:t>) for the hybrid model relative to the weather-only model. The paired analysis strengthens that aggregate result: Model B has lower nRMSE on 36 of 37 systems, and the paired-bootstrap 95% interval for the relative reduction is 11.3%-16.5%. All systems nevertheless share one campus, climate, and weather station, so the experiment evaluates cross-system rather than cross-climate generalization. The paper therefore treats the result as evidence within a bounded empirical setting, not as proof that the model will transfer to arbitrary locations.</w:t>
       </w:r>
     </w:p>
     <w:p>
@@ -742,34 +673,7 @@
         </w:rPr>
       </w:pPr>
       <w:r>
-        <w:rPr>
-          <w:color w:val="000000" w:themeColor="text1"/>
-        </w:rPr>
-        <w:t xml:space="preserve">The current project uses 37 SolarEdge systems out of the 60 stations in the datasets, and combines the datasets into a </w:t>
-      </w:r>
-      <w:r>
-        <w:rPr>
-          <w:color w:val="000000" w:themeColor="text1"/>
-        </w:rPr>
-        <w:t>table with 2,756,516 rows</w:t>
-      </w:r>
-      <w:r>
-        <w:rPr>
-          <w:color w:val="000000" w:themeColor="text1"/>
-        </w:rPr>
-        <w:t xml:space="preserve">. </w:t>
-      </w:r>
-      <w:r>
-        <w:rPr>
-          <w:color w:val="000000" w:themeColor="text1"/>
-        </w:rPr>
-        <w:t>Its measurements have been aligned to 15-minute timestamps.</w:t>
-      </w:r>
-      <w:r>
-        <w:rPr>
-          <w:color w:val="000000" w:themeColor="text1"/>
-        </w:rPr>
-        <w:t xml:space="preserve"> Only the 37 SolarEdge systems were selected because they are all stations with optimizers, instead of the SMA (without-optimizer) stations. </w:t>
+        <w:t>The current project uses 37 SolarEdge systems out of the 60 stations in the dataset and combines their records into a table with 2,756,516 rows aligned to 15-minute timestamps. This optimizer-equipped SolarEdge cohort provides a consistent hardware scope for the controlled cross-system analysis; the paper makes no claims about stations outside this cohort.</w:t>
       </w:r>
     </w:p>
     <w:p>
@@ -1522,24 +1426,7 @@
         </w:rPr>
       </w:pPr>
       <w:r>
-        <w:rPr>
-          <w:color w:val="000000" w:themeColor="text1"/>
-        </w:rPr>
-        <w:t xml:space="preserve">Source: Executed outputs in </w:t>
-      </w:r>
-      <w:proofErr w:type="gramStart"/>
-      <w:r>
-        <w:rPr>
-          <w:color w:val="000000" w:themeColor="text1"/>
-        </w:rPr>
-        <w:t>code.ipynb</w:t>
-      </w:r>
-      <w:proofErr w:type="gramEnd"/>
-      <w:r>
-        <w:rPr>
-          <w:color w:val="000000" w:themeColor="text1"/>
-        </w:rPr>
-        <w:t>; source-dataset description from Lin et al. (2025).</w:t>
+        <w:t>Source: Study analysis outputs; source-dataset description from Lin et al. (2025).</w:t>
       </w:r>
     </w:p>
     <w:p>
@@ -1576,17 +1463,11 @@
         </w:rPr>
       </w:pPr>
       <w:r>
-        <w:rPr>
-          <w:color w:val="000000" w:themeColor="text1"/>
-        </w:rPr>
-        <w:t xml:space="preserve">The daylight filter retained 1,387,682 of 2,756,516 rows. The maximum retained zenith was 89.9997 degrees. Because the same campus weather station is shared across systems, the code also verifies that </w:t>
+        <w:t xml:space="preserve">The daylight filter retained 1,387,682 of 2,756,516 rows. The maximum retained zenith was 89.9997 degrees. Because the same campus weather station is shared across systems, the analysis also verifies </w:t>
       </w:r>
       <w:r>
-        <w:rPr>
-          <w:color w:val="000000" w:themeColor="text1"/>
-        </w:rPr>
         <w:lastRenderedPageBreak/>
-        <w:t>weather columns do not vary among stations at a common timestamp. This many-system/one-weather-source structure is useful for isolating system differences but limits claims about geographic transfer.</w:t>
+        <w:t>that weather columns do not vary among stations at a common timestamp. This many-system/one-weather-source structure is useful for isolating system differences but limits claims about geographic transfer.</w:t>
       </w:r>
     </w:p>
     <w:p>
@@ -1678,7 +1559,7 @@
         </w:rPr>
         <w:lastRenderedPageBreak/>
         <w:drawing>
-          <wp:inline distT="0" distB="0" distL="0" distR="0">
+          <wp:inline distT="0" distB="0" distL="0" distR="0" wp14:anchorId="19E01DA4" wp14:editId="45DDCEC8">
             <wp:extent cx="5806440" cy="2956006"/>
             <wp:effectExtent l="0" t="0" r="0" b="0"/>
             <wp:docPr id="1" name="Picture 1" descr="Experimental design flow: 37 rooftop PV systems are filtered and quality-controlled, assigned to five grouped folds, evaluated with system-level metrics, and compared using weather-only Model A and physics-enhanced Model B."/>
@@ -1723,11 +1604,7 @@
         </w:rPr>
       </w:pPr>
       <w:r>
-        <w:rPr>
-          <w:b w:val="0"/>
-          <w:color w:val="000000" w:themeColor="text1"/>
-        </w:rPr>
-        <w:t>Figure 1. Experimental design. All timestamps from each held-out PV system remain outside the training set. Models A and B use identical folds and XGBoost settings, so their paired error difference isolates the added physics-derived features. Source: Project notebook design.</w:t>
+        <w:t>Figure 1. Experimental design. All timestamps from each held-out PV system remain outside the training set. Models A and B use identical folds and XGBoost settings, so their paired error difference isolates the added physics-derived features. Source: Study design.</w:t>
       </w:r>
     </w:p>
     <w:p>
@@ -2984,24 +2861,7 @@
         </w:rPr>
       </w:pPr>
       <w:r>
-        <w:rPr>
-          <w:color w:val="000000" w:themeColor="text1"/>
-        </w:rPr>
-        <w:t xml:space="preserve">Source: MODEL_A_FEATURES and MODEL_B_FEATURES in </w:t>
-      </w:r>
-      <w:proofErr w:type="gramStart"/>
-      <w:r>
-        <w:rPr>
-          <w:color w:val="000000" w:themeColor="text1"/>
-        </w:rPr>
-        <w:t>code.ipynb</w:t>
-      </w:r>
-      <w:proofErr w:type="gramEnd"/>
-      <w:r>
-        <w:rPr>
-          <w:color w:val="000000" w:themeColor="text1"/>
-        </w:rPr>
-        <w:t>.</w:t>
+        <w:t>Source: Feature definitions used in the study analysis.</w:t>
       </w:r>
     </w:p>
     <w:p>
@@ -4190,26 +4050,7 @@
         </w:rPr>
       </w:pPr>
       <w:r>
-        <w:rPr>
-          <w:color w:val="000000" w:themeColor="text1"/>
-        </w:rPr>
-        <w:t xml:space="preserve">Source: PHASE4_MODEL_CONFIG in </w:t>
-      </w:r>
-      <w:proofErr w:type="spellStart"/>
-      <w:proofErr w:type="gramStart"/>
-      <w:r>
-        <w:rPr>
-          <w:color w:val="000000" w:themeColor="text1"/>
-        </w:rPr>
-        <w:t>code.ipynb</w:t>
-      </w:r>
-      <w:proofErr w:type="spellEnd"/>
-      <w:proofErr w:type="gramEnd"/>
-      <w:r>
-        <w:rPr>
-          <w:color w:val="000000" w:themeColor="text1"/>
-        </w:rPr>
-        <w:t>. Exact package versions remain [TO COMPLETE].</w:t>
+        <w:t>Source: Model configuration used in the study analysis.</w:t>
       </w:r>
     </w:p>
     <w:p>
@@ -4368,10 +4209,7 @@
         </w:rPr>
       </w:pPr>
       <w:r>
-        <w:rPr>
-          <w:color w:val="000000" w:themeColor="text1"/>
-        </w:rPr>
-        <w:t>The code contains several safeguards. All rows from a system remain in one fold. Preprocessing that can learn from data is fitted on training rows only. Models A and B use identical group assignments. The cleaned table retains time-zone information and verifies unique system-timestamp rows. Model-ready rows contain no missing model variables or active exclusion flags. Fixed random seeds support deterministic reruns.</w:t>
+        <w:t>The analysis pipeline contains several safeguards. All rows from a system remain in one fold. Preprocessing that can learn from data is fitted on training rows only. Models A and B use identical group assignments. The cleaned table retains time-zone information and verifies unique system-timestamp rows. Model-ready rows contain no missing model variables or active exclusion flags. Fixed random seeds support deterministic reruns.</w:t>
       </w:r>
     </w:p>
     <w:p>
@@ -4381,7 +4219,7 @@
         </w:rPr>
       </w:pPr>
       <w:r>
-        <w:t>Reproducibility is improved but not yet complete at the repository level. The project contains the combined modeling table and cleaned SolarEdge parquet, but the notebook's active input path still points to /content/site_level_dataset_modified_combined.csv rather than the portable local path. The requirements file lists dependencies without version pins. Phase 3 results are saved locally, while the executed Phase 4 and Phase 5 CSV/PNG exports are absent from the current results folder. Before submission, the project should activate a portable input path, pin software versions, document dataset retrieval, and archive all non-sensitive derived result tables and figures.</w:t>
+        <w:t>Reproducibility is improved but not yet complete. The workflow still relies on a temporary cloud-runtime input location, dependency versions have not been pinned, and some Phase 4 and Phase 5 result exports have not been preserved with the project. Before submission, the workflow should use portable inputs, record software versions, document dataset retrieval, and preserve all non-sensitive derived result tables and figures.</w:t>
       </w:r>
     </w:p>
     <w:p>
@@ -4456,14 +4294,7 @@
         <w:rPr>
           <w:color w:val="000000" w:themeColor="text1"/>
         </w:rPr>
-        <w:t xml:space="preserve">The physics baseline nevertheless underpredicted on average, with macro MBE of -0.0170. It also remained materially less accurate than either XGBoost model. Therefore, physics alone provides a </w:t>
-      </w:r>
-      <w:r>
-        <w:rPr>
-          <w:color w:val="000000" w:themeColor="text1"/>
-        </w:rPr>
-        <w:lastRenderedPageBreak/>
-        <w:t>meaningful reference but does not capture all nonlinear relationships between weather and PV output in the analyzed systems.</w:t>
+        <w:t>The physics baseline nevertheless underpredicted on average, with macro MBE of -0.0170. It also remained materially less accurate than either XGBoost model. Therefore, physics alone provides a meaningful reference but does not capture all nonlinear relationships between weather and PV output in the analyzed systems.</w:t>
       </w:r>
     </w:p>
     <w:p>
@@ -4477,6 +4308,7 @@
         <w:rPr>
           <w:color w:val="000000" w:themeColor="text1"/>
         </w:rPr>
+        <w:lastRenderedPageBreak/>
         <w:t>6.2 Physics features reduce average XGBoost error by approximately 14%</w:t>
       </w:r>
     </w:p>
@@ -4487,7 +4319,7 @@
         </w:rPr>
       </w:pPr>
       <w:r>
-        <w:t>The executed Phase 5 notebook output reports macro nRMSE of 0.0919 for the weather-only model and 0.0790 for the physics-enhanced model. The absolute difference is -0.0129 of installed capacity, corresponding to a 14.0% relative reduction. Macro MAE falls from 0.0614 to 0.0522, a 15.0% relative reduction. Mean bias also moves closer to zero, from 0.0010 for Model A to -0.0004 for Model B.</w:t>
+        <w:t>The completed Phase 5 analysis reports macro nRMSE of 0.0919 for the weather-only model and 0.0790 for the physics-enhanced model. The absolute difference is -0.0129 of installed capacity, corresponding to a 14.0% relative reduction. Macro MAE falls from 0.0614 to 0.0522, a 15.0% relative reduction. Mean bias also moves closer to zero, from 0.0010 for Model A to -0.0004 for Model B.</w:t>
       </w:r>
     </w:p>
     <w:p>
@@ -5287,7 +5119,7 @@
         </w:rPr>
       </w:pPr>
       <w:r>
-        <w:t>Source: Phase 3 CSV files and executed Phase 5 output in code.ipynb. The Phase 4/5 CSV exports should be archived in the project results folder before submission.</w:t>
+        <w:t>Source: Study analysis outputs.</w:t>
       </w:r>
     </w:p>
     <w:p>
@@ -5303,7 +5135,7 @@
           <w:noProof/>
         </w:rPr>
         <w:drawing>
-          <wp:inline distT="0" distB="0" distL="0" distR="0">
+          <wp:inline distT="0" distB="0" distL="0" distR="0" wp14:anchorId="69529CF4" wp14:editId="215C35BA">
             <wp:extent cx="5897880" cy="2400827"/>
             <wp:effectExtent l="0" t="0" r="0" b="0"/>
             <wp:docPr id="2" name="Picture 2" descr="Left: macro nRMSE for four models. Right: paired system-level nRMSE for weather-only and hybrid XGBoost across 37 held-out PV systems."/>
@@ -5348,10 +5180,7 @@
         </w:rPr>
       </w:pPr>
       <w:r>
-        <w:rPr>
-          <w:b w:val="0"/>
-        </w:rPr>
-        <w:t>Figure 2. Phase 5 model comparison. The left panel shows macro nRMSE across the four models. The right panel compares weather-only Model A with physics-enhanced Model B for each held-out PV system; points below the identity line favor Model B. Model B has lower nRMSE on 36 of 37 systems. Source: Executed Phase 5 output in code.ipynb.</w:t>
+        <w:t>Figure 2. Phase 5 model comparison. The left panel shows macro nRMSE across the four models. The right panel compares weather-only Model A with physics-enhanced Model B for each held-out PV system; points below the identity line favor Model B. Model B has lower nRMSE on 36 of 37 systems. Source: Study analysis outputs.</w:t>
       </w:r>
     </w:p>
     <w:p>
@@ -5375,14 +5204,7 @@
         <w:rPr>
           <w:color w:val="000000" w:themeColor="text1"/>
         </w:rPr>
-        <w:t xml:space="preserve">Aggregate improvement is not the only relevant result. Model B's system-level nRMSE standard deviation is 0.0228, compared with 0.0190 for Model A. Its median is lower, 0.0720 versus 0.0879, suggesting that a typical system benefits. However, the maximum system nRMSE is slightly worse for </w:t>
-      </w:r>
-      <w:r>
-        <w:rPr>
-          <w:color w:val="000000" w:themeColor="text1"/>
-        </w:rPr>
-        <w:lastRenderedPageBreak/>
-        <w:t>Model B, 0.1676 versus 0.1598. These values imply heterogeneous effects: physics features improve the macro average and median but may harm at least one difficult system.</w:t>
+        <w:t>Aggregate improvement is not the only relevant result. Model B's system-level nRMSE standard deviation is 0.0228, compared with 0.0190 for Model A. Its median is lower, 0.0720 versus 0.0879, suggesting that a typical system benefits. However, the maximum system nRMSE is slightly worse for Model B, 0.1676 versus 0.1598. These values imply heterogeneous effects: physics features improve the macro average and median but may harm at least one difficult system.</w:t>
       </w:r>
     </w:p>
     <w:p>
@@ -5392,6 +5214,7 @@
         </w:rPr>
       </w:pPr>
       <w:r>
+        <w:lastRenderedPageBreak/>
         <w:t>This heterogeneity is scientifically important because the practical question concerns reliability on a new system, not only average accuracy. The paired Phase 5 comparison shows that Model B has lower nRMSE on 36 of 37 systems, with no ties. The scatterplot in Figure 2 places nearly every system below the identity line, indicating that the macro improvement is broad rather than driven by a small subset. One system nevertheless favors Model A, consistent with Model B's slightly worse maximum system error.</w:t>
       </w:r>
     </w:p>
@@ -5488,14 +5311,14 @@
         <w:rPr>
           <w:color w:val="000000" w:themeColor="text1"/>
         </w:rPr>
-        <w:t xml:space="preserve">Tree ensembles can in principle learn interactions among time, irradiance, temperature, and wind if those variables are supplied. However, Model A does not include time-of-day or day-of-year features. </w:t>
+        <w:t xml:space="preserve">Tree ensembles can in principle learn interactions among time, irradiance, temperature, and wind if those variables are supplied. However, Model A does not include time-of-day or day-of-year features. The physics features therefore do more than add domain knowledge: solar position and clear-sky irradiance also encode time and season in a physically meaningful way. The current experiment </w:t>
       </w:r>
       <w:r>
         <w:rPr>
           <w:color w:val="000000" w:themeColor="text1"/>
         </w:rPr>
         <w:lastRenderedPageBreak/>
-        <w:t>The physics features therefore do more than add domain knowledge: solar position and clear-sky irradiance also encode time and season in a physically meaningful way. The current experiment estimates the value of the complete five-feature bundle, not the isolated value of each physical mechanism. A follow-up ablation should add solar geometry, clear-sky variables, and temperature sequentially to separate these contributions.</w:t>
+        <w:t>estimates the value of the complete five-feature bundle, not the isolated value of each physical mechanism. A follow-up ablation should add solar geometry, clear-sky variables, and temperature sequentially to separate these contributions.</w:t>
       </w:r>
     </w:p>
     <w:p>
@@ -5589,7 +5412,6 @@
         <w:rPr>
           <w:color w:val="000000" w:themeColor="text1"/>
         </w:rPr>
-        <w:lastRenderedPageBreak/>
         <w:t>7.4 Why some systems may not improve</w:t>
       </w:r>
     </w:p>
@@ -5603,7 +5425,14 @@
         <w:rPr>
           <w:color w:val="000000" w:themeColor="text1"/>
         </w:rPr>
-        <w:t>The slightly worse maximum error for Model B suggests that physical proxies can be imperfect. The same clear-sky and solar-position variables are applied to every system, but rooftops differ in orientation, shading, module technology, inverter behavior, commissioning dates, and maintenance conditions. The GHI-based temperature estimate substitutes horizontal irradiance for plane-of-array irradiance, which may be less representative for steep or multi-orientation arrays. A tree model can also overuse a derived feature that correlates well for most systems but not for an atypical one.</w:t>
+        <w:t xml:space="preserve">The slightly worse maximum error for Model B suggests that physical proxies can be imperfect. The same clear-sky and solar-position variables are applied to every system, but rooftops differ in orientation, shading, module technology, inverter behavior, commissioning dates, and maintenance </w:t>
+      </w:r>
+      <w:r>
+        <w:rPr>
+          <w:color w:val="000000" w:themeColor="text1"/>
+        </w:rPr>
+        <w:lastRenderedPageBreak/>
+        <w:t>conditions. The GHI-based temperature estimate substitutes horizontal irradiance for plane-of-array irradiance, which may be less representative for steep or multi-orientation arrays. A tree model can also overuse a derived feature that correlates well for most systems but not for an atypical one.</w:t>
       </w:r>
     </w:p>
     <w:p>
@@ -5692,8 +5521,7 @@
         </w:rPr>
       </w:pPr>
       <w:r>
-        <w:lastRenderedPageBreak/>
-        <w:t>Fifth, the current result is not yet fully reproducible from a fresh checkout. The combined input table and cleaned parquet are present, but the notebook still selects a Colab-specific input path, dependency versions are unpinned, and the executed Phase 4/5 CSV and PNG exports are missing from the local results folder. The embedded notebook outputs support the reported findings, but a clean rerun from portable, documented inputs should be archived before submission.</w:t>
+        <w:t>Fifth, the current result is not yet fully reproducible from a clean environment. The analysis inputs are available, but the workflow still uses a cloud-runtime-specific location, dependency versions are unpinned, and some derived Phase 4/5 results and figure exports have not been preserved with the project. The saved analysis outputs support the reported findings, but a clean rerun from portable, documented inputs should be completed before submission.</w:t>
       </w:r>
     </w:p>
     <w:p>
@@ -5706,6 +5534,7 @@
         <w:rPr>
           <w:color w:val="000000" w:themeColor="text1"/>
         </w:rPr>
+        <w:lastRenderedPageBreak/>
         <w:t>Finally, the model configuration was selected before the paired comparison but not established through a nested tuning procedure. Holding the configuration fixed is appropriate for isolating feature value, yet it does not show that either feature set is optimally tuned. The result should be interpreted as the improvement under one reasonable common XGBoost configuration.</w:t>
       </w:r>
     </w:p>
@@ -5790,17 +5619,7 @@
         </w:rPr>
       </w:pPr>
       <w:r>
-        <w:rPr>
-          <w:color w:val="000000" w:themeColor="text1"/>
-        </w:rPr>
-        <w:t xml:space="preserve">This study asks whether a compact set of physics-derived variables improves PV power prediction for rooftop systems that are entirely absent from training. Under five-fold leave-systems-out evaluation on 37 HKUST SolarEdge systems, the executed notebook reports that weather-only XGBoost achieves </w:t>
-      </w:r>
-      <w:r>
-        <w:rPr>
-          <w:color w:val="000000" w:themeColor="text1"/>
-        </w:rPr>
-        <w:lastRenderedPageBreak/>
-        <w:t>macro nRMSE of 0.0919, while the otherwise identical physics-enhanced model achieves 0.0790. The difference corresponds to a 14.0% relative reduction in normalized error. The hybrid also reduces MAE by 15.0% and brings mean bias close to zero.</w:t>
+        <w:t>This study asks whether a compact set of physics-derived variables improves PV power prediction for rooftop systems that are entirely absent from training. Under five-fold leave-systems-out evaluation on 37 HKUST SolarEdge systems, the completed analysis reports that weather-only XGBoost achieves macro nRMSE of 0.0919, while the otherwise identical physics-enhanced model achieves 0.0790. The difference corresponds to a 14.0% relative reduction in normalized error. The hybrid also reduces MAE by 15.0% and brings mean bias close to zero.</w:t>
       </w:r>
     </w:p>
     <w:p>
@@ -5810,7 +5629,11 @@
         </w:rPr>
       </w:pPr>
       <w:r>
-        <w:t>These results support the practical value of solar position, clear-sky context, and an approximate cell-temperature feature for cross-system transfer within one campus. Model B lowers nRMSE on 36 of 37 held-out systems, and the paired bootstrap places the relative improvement between 11.3% and 16.5%. The hybrid's larger error spread and slightly worse maximum error nevertheless show that the gain is not universal.</w:t>
+        <w:t xml:space="preserve">These results support the practical value of solar position, clear-sky context, and an approximate cell-temperature feature for cross-system transfer within one campus. Model B lowers nRMSE on 36 of 37 </w:t>
+      </w:r>
+      <w:r>
+        <w:lastRenderedPageBreak/>
+        <w:t>held-out systems, and the paired bootstrap places the relative improvement between 11.3% and 16.5%. The hybrid's larger error spread and slightly worse maximum error nevertheless show that the gain is not universal.</w:t>
       </w:r>
     </w:p>
     <w:p>
@@ -5834,58 +5657,6 @@
         <w:rPr>
           <w:color w:val="000000" w:themeColor="text1"/>
         </w:rPr>
-        <w:t>Data and Code Availability</w:t>
-      </w:r>
-    </w:p>
-    <w:p>
-      <w:pPr>
-        <w:rPr>
-          <w:color w:val="000000" w:themeColor="text1"/>
-        </w:rPr>
-      </w:pPr>
-      <w:r>
-        <w:rPr>
-          <w:color w:val="000000" w:themeColor="text1"/>
-        </w:rPr>
-        <w:t>The source dataset is described by Lin et al. (2025) and is publicly available through the repository linked in that publication. Analysis code is contained in the project notebook. Final repository URL, release tag, license, dataset retrieval instructions, and software environment: [TO COMPLETE]. The cleaned data should be distributed only if permitted by the source dataset's license; otherwise, provide a reproducible download-and-build script.</w:t>
-      </w:r>
-    </w:p>
-    <w:p>
-      <w:pPr>
-        <w:pStyle w:val="Heading1"/>
-        <w:rPr>
-          <w:color w:val="000000" w:themeColor="text1"/>
-        </w:rPr>
-      </w:pPr>
-      <w:r>
-        <w:rPr>
-          <w:color w:val="000000" w:themeColor="text1"/>
-        </w:rPr>
-        <w:t>AI Assistance Disclosure</w:t>
-      </w:r>
-    </w:p>
-    <w:p>
-      <w:pPr>
-        <w:rPr>
-          <w:color w:val="000000" w:themeColor="text1"/>
-        </w:rPr>
-      </w:pPr>
-      <w:r>
-        <w:t>OpenAI Codex was used on July 21, 2026 to create an initial paper structure, draft prose, format the Word document, and identify incomplete evidence. On July 25, 2026, it was used to update the draft from the executed Phase 5 notebook output, incorporate the paired statistics and comparison figure, and check the revised document layout. The tool was given the course syllabus, the local project notebook, saved result tables, and primary literature metadata. It did not independently rerun the full raw-data and model-training pipeline. The student author is responsible for checking every claim, revising the text, documenting the interaction as required by the Pioneer Research Program, and ensuring that the final paper represents the student's own reasoning and research. Suggested citation: OpenAI. (2026). Codex [Large language model]. https://openai.com/codex/</w:t>
-      </w:r>
-    </w:p>
-    <w:p>
-      <w:pPr>
-        <w:pStyle w:val="Heading1"/>
-        <w:rPr>
-          <w:color w:val="000000" w:themeColor="text1"/>
-        </w:rPr>
-      </w:pPr>
-      <w:r>
-        <w:rPr>
-          <w:color w:val="000000" w:themeColor="text1"/>
-        </w:rPr>
-        <w:lastRenderedPageBreak/>
         <w:t>References</w:t>
       </w:r>
     </w:p>
@@ -6030,979 +5801,7 @@
           <w:color w:val="000000" w:themeColor="text1"/>
           <w:sz w:val="21"/>
         </w:rPr>
-        <w:t>OpenAI. (2026). Codex [Large language model]. https://openai.com/codex/</w:t>
-      </w:r>
-    </w:p>
-    <w:p>
-      <w:pPr>
-        <w:spacing w:line="276" w:lineRule="auto"/>
-        <w:ind w:left="504" w:hanging="504"/>
-        <w:rPr>
-          <w:color w:val="000000" w:themeColor="text1"/>
-        </w:rPr>
-      </w:pPr>
-      <w:r>
-        <w:rPr>
-          <w:color w:val="000000" w:themeColor="text1"/>
-          <w:sz w:val="21"/>
-        </w:rPr>
         <w:t>Pedregosa, F., Varoquaux, G., Gramfort, A., Michel, V., Thirion, B., Grisel, O., Blondel, M., Prettenhofer, P., Weiss, R., Dubourg, V., Vanderplas, J., Passos, A., Cournapeau, D., Brucher, M., Perrot, M., &amp; Duchesnay, E. (2011). Scikit-learn: Machine learning in Python. Journal of Machine Learning Research, 12, 2825-2830. https://www.jmlr.org/papers/v12/pedregosa11a.html</w:t>
-      </w:r>
-    </w:p>
-    <w:p>
-      <w:pPr>
-        <w:rPr>
-          <w:color w:val="000000" w:themeColor="text1"/>
-        </w:rPr>
-      </w:pPr>
-      <w:r>
-        <w:rPr>
-          <w:color w:val="000000" w:themeColor="text1"/>
-        </w:rPr>
-        <w:br w:type="page"/>
-      </w:r>
-    </w:p>
-    <w:p>
-      <w:pPr>
-        <w:pStyle w:val="Heading1"/>
-        <w:rPr>
-          <w:color w:val="000000" w:themeColor="text1"/>
-        </w:rPr>
-      </w:pPr>
-      <w:r>
-        <w:rPr>
-          <w:color w:val="000000" w:themeColor="text1"/>
-        </w:rPr>
-        <w:lastRenderedPageBreak/>
-        <w:t>Appendix A. Final-analysis completion table</w:t>
-      </w:r>
-    </w:p>
-    <w:p>
-      <w:pPr>
-        <w:rPr>
-          <w:color w:val="000000" w:themeColor="text1"/>
-        </w:rPr>
-      </w:pPr>
-      <w:r>
-        <w:rPr>
-          <w:color w:val="000000" w:themeColor="text1"/>
-        </w:rPr>
-        <w:t>This appendix is part of the working draft and should be removed or converted into a methods supplement before submission.</w:t>
-      </w:r>
-    </w:p>
-    <w:p>
-      <w:pPr>
-        <w:pStyle w:val="Caption"/>
-        <w:rPr>
-          <w:color w:val="000000" w:themeColor="text1"/>
-        </w:rPr>
-      </w:pPr>
-      <w:r>
-        <w:rPr>
-          <w:color w:val="000000" w:themeColor="text1"/>
-        </w:rPr>
-        <w:t>Table A1. Items required to convert this draft into a submission-ready paper</w:t>
-      </w:r>
-    </w:p>
-    <w:tbl>
-      <w:tblPr>
-        <w:tblStyle w:val="TableGrid"/>
-        <w:tblW w:w="9360" w:type="dxa"/>
-        <w:tblInd w:w="120" w:type="dxa"/>
-        <w:tblBorders>
-          <w:top w:val="single" w:sz="6" w:space="0" w:color="D9E1E8"/>
-          <w:left w:val="single" w:sz="6" w:space="0" w:color="D9E1E8"/>
-          <w:bottom w:val="single" w:sz="6" w:space="0" w:color="D9E1E8"/>
-          <w:right w:val="single" w:sz="6" w:space="0" w:color="D9E1E8"/>
-          <w:insideH w:val="single" w:sz="6" w:space="0" w:color="D9E1E8"/>
-          <w:insideV w:val="single" w:sz="6" w:space="0" w:color="D9E1E8"/>
-        </w:tblBorders>
-        <w:tblLayout w:type="fixed"/>
-        <w:tblLook w:val="04A0" w:firstRow="1" w:lastRow="0" w:firstColumn="1" w:lastColumn="0" w:noHBand="0" w:noVBand="1"/>
-      </w:tblPr>
-      <w:tblGrid>
-        <w:gridCol w:w="3550"/>
-        <w:gridCol w:w="2450"/>
-        <w:gridCol w:w="3360"/>
-      </w:tblGrid>
-      <w:tr>
-        <w:trPr>
-          <w:tblHeader/>
-        </w:trPr>
-        <w:tc>
-          <w:tcPr>
-            <w:tcW w:w="3550" w:type="dxa"/>
-            <w:shd w:val="clear" w:color="auto" w:fill="1F4E79"/>
-            <w:tcMar>
-              <w:top w:w="80" w:type="dxa"/>
-              <w:left w:w="120" w:type="dxa"/>
-              <w:bottom w:w="80" w:type="dxa"/>
-              <w:right w:w="120" w:type="dxa"/>
-            </w:tcMar>
-            <w:vAlign w:val="center"/>
-          </w:tcPr>
-          <w:p>
-            <w:pPr>
-              <w:spacing w:after="0" w:line="252" w:lineRule="auto"/>
-              <w:jc w:val="left"/>
-              <w:rPr>
-                <w:color w:val="000000" w:themeColor="text1"/>
-              </w:rPr>
-            </w:pPr>
-            <w:r>
-              <w:rPr>
-                <w:b/>
-                <w:color w:val="000000" w:themeColor="text1"/>
-                <w:sz w:val="18"/>
-              </w:rPr>
-              <w:t>Required item</w:t>
-            </w:r>
-          </w:p>
-        </w:tc>
-        <w:tc>
-          <w:tcPr>
-            <w:tcW w:w="2450" w:type="dxa"/>
-            <w:shd w:val="clear" w:color="auto" w:fill="1F4E79"/>
-            <w:tcMar>
-              <w:top w:w="80" w:type="dxa"/>
-              <w:left w:w="120" w:type="dxa"/>
-              <w:bottom w:w="80" w:type="dxa"/>
-              <w:right w:w="120" w:type="dxa"/>
-            </w:tcMar>
-            <w:vAlign w:val="center"/>
-          </w:tcPr>
-          <w:p>
-            <w:pPr>
-              <w:spacing w:after="0" w:line="252" w:lineRule="auto"/>
-              <w:jc w:val="left"/>
-              <w:rPr>
-                <w:color w:val="000000" w:themeColor="text1"/>
-              </w:rPr>
-            </w:pPr>
-            <w:r>
-              <w:rPr>
-                <w:b/>
-                <w:color w:val="000000" w:themeColor="text1"/>
-                <w:sz w:val="18"/>
-              </w:rPr>
-              <w:t>Current status</w:t>
-            </w:r>
-          </w:p>
-        </w:tc>
-        <w:tc>
-          <w:tcPr>
-            <w:tcW w:w="3360" w:type="dxa"/>
-            <w:shd w:val="clear" w:color="auto" w:fill="1F4E79"/>
-            <w:tcMar>
-              <w:top w:w="80" w:type="dxa"/>
-              <w:left w:w="120" w:type="dxa"/>
-              <w:bottom w:w="80" w:type="dxa"/>
-              <w:right w:w="120" w:type="dxa"/>
-            </w:tcMar>
-            <w:vAlign w:val="center"/>
-          </w:tcPr>
-          <w:p>
-            <w:pPr>
-              <w:spacing w:after="0" w:line="252" w:lineRule="auto"/>
-              <w:jc w:val="left"/>
-              <w:rPr>
-                <w:color w:val="000000" w:themeColor="text1"/>
-              </w:rPr>
-            </w:pPr>
-            <w:r>
-              <w:rPr>
-                <w:b/>
-                <w:color w:val="000000" w:themeColor="text1"/>
-                <w:sz w:val="18"/>
-              </w:rPr>
-              <w:t>Final-paper action</w:t>
-            </w:r>
-          </w:p>
-        </w:tc>
-      </w:tr>
-      <w:tr>
-        <w:tc>
-          <w:tcPr>
-            <w:tcW w:w="3550" w:type="dxa"/>
-            <w:tcMar>
-              <w:top w:w="80" w:type="dxa"/>
-              <w:left w:w="120" w:type="dxa"/>
-              <w:bottom w:w="80" w:type="dxa"/>
-              <w:right w:w="120" w:type="dxa"/>
-            </w:tcMar>
-            <w:vAlign w:val="center"/>
-          </w:tcPr>
-          <w:p>
-            <w:pPr>
-              <w:spacing w:after="0" w:line="252" w:lineRule="auto"/>
-              <w:jc w:val="left"/>
-              <w:rPr>
-                <w:color w:val="000000" w:themeColor="text1"/>
-              </w:rPr>
-            </w:pPr>
-            <w:r>
-              <w:rPr>
-                <w:color w:val="000000" w:themeColor="text1"/>
-                <w:sz w:val="18"/>
-              </w:rPr>
-              <w:t>Phase 3 baselines</w:t>
-            </w:r>
-          </w:p>
-        </w:tc>
-        <w:tc>
-          <w:tcPr>
-            <w:tcW w:w="2450" w:type="dxa"/>
-            <w:tcMar>
-              <w:top w:w="80" w:type="dxa"/>
-              <w:left w:w="120" w:type="dxa"/>
-              <w:bottom w:w="80" w:type="dxa"/>
-              <w:right w:w="120" w:type="dxa"/>
-            </w:tcMar>
-            <w:vAlign w:val="center"/>
-          </w:tcPr>
-          <w:p>
-            <w:pPr>
-              <w:spacing w:after="0" w:line="252" w:lineRule="auto"/>
-              <w:jc w:val="left"/>
-              <w:rPr>
-                <w:color w:val="000000" w:themeColor="text1"/>
-              </w:rPr>
-            </w:pPr>
-            <w:r>
-              <w:rPr>
-                <w:color w:val="000000" w:themeColor="text1"/>
-                <w:sz w:val="18"/>
-              </w:rPr>
-              <w:t>Complete and saved</w:t>
-            </w:r>
-          </w:p>
-        </w:tc>
-        <w:tc>
-          <w:tcPr>
-            <w:tcW w:w="3360" w:type="dxa"/>
-            <w:tcMar>
-              <w:top w:w="80" w:type="dxa"/>
-              <w:left w:w="120" w:type="dxa"/>
-              <w:bottom w:w="80" w:type="dxa"/>
-              <w:right w:w="120" w:type="dxa"/>
-            </w:tcMar>
-            <w:vAlign w:val="center"/>
-          </w:tcPr>
-          <w:p>
-            <w:pPr>
-              <w:spacing w:after="0" w:line="252" w:lineRule="auto"/>
-              <w:jc w:val="left"/>
-              <w:rPr>
-                <w:color w:val="000000" w:themeColor="text1"/>
-              </w:rPr>
-            </w:pPr>
-            <w:r>
-              <w:rPr>
-                <w:color w:val="000000" w:themeColor="text1"/>
-                <w:sz w:val="18"/>
-              </w:rPr>
-              <w:t>Reconfirm after clean rerun</w:t>
-            </w:r>
-          </w:p>
-        </w:tc>
-      </w:tr>
-      <w:tr>
-        <w:tc>
-          <w:tcPr>
-            <w:tcW w:w="3550" w:type="dxa"/>
-            <w:shd w:val="clear" w:color="auto" w:fill="F2F4F7"/>
-            <w:tcMar>
-              <w:top w:w="80" w:type="dxa"/>
-              <w:left w:w="120" w:type="dxa"/>
-              <w:bottom w:w="80" w:type="dxa"/>
-              <w:right w:w="120" w:type="dxa"/>
-            </w:tcMar>
-            <w:vAlign w:val="center"/>
-          </w:tcPr>
-          <w:p>
-            <w:pPr>
-              <w:spacing w:after="0" w:line="252" w:lineRule="auto"/>
-              <w:jc w:val="left"/>
-              <w:rPr>
-                <w:color w:val="000000" w:themeColor="text1"/>
-              </w:rPr>
-            </w:pPr>
-            <w:r>
-              <w:rPr>
-                <w:color w:val="000000" w:themeColor="text1"/>
-                <w:sz w:val="18"/>
-              </w:rPr>
-              <w:t>Phase 4 model summaries</w:t>
-            </w:r>
-          </w:p>
-        </w:tc>
-        <w:tc>
-          <w:tcPr>
-            <w:tcW w:w="2450" w:type="dxa"/>
-            <w:shd w:val="clear" w:color="auto" w:fill="F2F4F7"/>
-            <w:tcMar>
-              <w:top w:w="80" w:type="dxa"/>
-              <w:left w:w="120" w:type="dxa"/>
-              <w:bottom w:w="80" w:type="dxa"/>
-              <w:right w:w="120" w:type="dxa"/>
-            </w:tcMar>
-            <w:vAlign w:val="center"/>
-          </w:tcPr>
-          <w:p>
-            <w:pPr>
-              <w:spacing w:after="0" w:line="252" w:lineRule="auto"/>
-              <w:jc w:val="left"/>
-              <w:rPr>
-                <w:color w:val="000000" w:themeColor="text1"/>
-              </w:rPr>
-            </w:pPr>
-            <w:r>
-              <w:t>Complete in notebook</w:t>
-            </w:r>
-          </w:p>
-        </w:tc>
-        <w:tc>
-          <w:tcPr>
-            <w:tcW w:w="3360" w:type="dxa"/>
-            <w:shd w:val="clear" w:color="auto" w:fill="F2F4F7"/>
-            <w:tcMar>
-              <w:top w:w="80" w:type="dxa"/>
-              <w:left w:w="120" w:type="dxa"/>
-              <w:bottom w:w="80" w:type="dxa"/>
-              <w:right w:w="120" w:type="dxa"/>
-            </w:tcMar>
-            <w:vAlign w:val="center"/>
-          </w:tcPr>
-          <w:p>
-            <w:pPr>
-              <w:spacing w:after="0" w:line="252" w:lineRule="auto"/>
-              <w:jc w:val="left"/>
-              <w:rPr>
-                <w:color w:val="000000" w:themeColor="text1"/>
-              </w:rPr>
-            </w:pPr>
-            <w:r>
-              <w:t>Archive fold- and system-level CSVs</w:t>
-            </w:r>
-          </w:p>
-        </w:tc>
-      </w:tr>
-      <w:tr>
-        <w:tc>
-          <w:tcPr>
-            <w:tcW w:w="3550" w:type="dxa"/>
-            <w:tcMar>
-              <w:top w:w="80" w:type="dxa"/>
-              <w:left w:w="120" w:type="dxa"/>
-              <w:bottom w:w="80" w:type="dxa"/>
-              <w:right w:w="120" w:type="dxa"/>
-            </w:tcMar>
-            <w:vAlign w:val="center"/>
-          </w:tcPr>
-          <w:p>
-            <w:pPr>
-              <w:spacing w:after="0" w:line="252" w:lineRule="auto"/>
-              <w:jc w:val="left"/>
-              <w:rPr>
-                <w:color w:val="000000" w:themeColor="text1"/>
-              </w:rPr>
-            </w:pPr>
-            <w:r>
-              <w:rPr>
-                <w:color w:val="000000" w:themeColor="text1"/>
-                <w:sz w:val="18"/>
-              </w:rPr>
-              <w:t>Paired system win count</w:t>
-            </w:r>
-          </w:p>
-        </w:tc>
-        <w:tc>
-          <w:tcPr>
-            <w:tcW w:w="2450" w:type="dxa"/>
-            <w:tcMar>
-              <w:top w:w="80" w:type="dxa"/>
-              <w:left w:w="120" w:type="dxa"/>
-              <w:bottom w:w="80" w:type="dxa"/>
-              <w:right w:w="120" w:type="dxa"/>
-            </w:tcMar>
-            <w:vAlign w:val="center"/>
-          </w:tcPr>
-          <w:p>
-            <w:pPr>
-              <w:spacing w:after="0" w:line="252" w:lineRule="auto"/>
-              <w:jc w:val="left"/>
-              <w:rPr>
-                <w:color w:val="000000" w:themeColor="text1"/>
-              </w:rPr>
-            </w:pPr>
-            <w:r>
-              <w:t>Complete: 36 of 37</w:t>
-            </w:r>
-          </w:p>
-        </w:tc>
-        <w:tc>
-          <w:tcPr>
-            <w:tcW w:w="3360" w:type="dxa"/>
-            <w:tcMar>
-              <w:top w:w="80" w:type="dxa"/>
-              <w:left w:w="120" w:type="dxa"/>
-              <w:bottom w:w="80" w:type="dxa"/>
-              <w:right w:w="120" w:type="dxa"/>
-            </w:tcMar>
-            <w:vAlign w:val="center"/>
-          </w:tcPr>
-          <w:p>
-            <w:pPr>
-              <w:spacing w:after="0" w:line="252" w:lineRule="auto"/>
-              <w:jc w:val="left"/>
-              <w:rPr>
-                <w:color w:val="000000" w:themeColor="text1"/>
-              </w:rPr>
-            </w:pPr>
-            <w:r>
-              <w:t>Retain with the paired comparison</w:t>
-            </w:r>
-          </w:p>
-        </w:tc>
-      </w:tr>
-      <w:tr>
-        <w:tc>
-          <w:tcPr>
-            <w:tcW w:w="3550" w:type="dxa"/>
-            <w:shd w:val="clear" w:color="auto" w:fill="F2F4F7"/>
-            <w:tcMar>
-              <w:top w:w="80" w:type="dxa"/>
-              <w:left w:w="120" w:type="dxa"/>
-              <w:bottom w:w="80" w:type="dxa"/>
-              <w:right w:w="120" w:type="dxa"/>
-            </w:tcMar>
-            <w:vAlign w:val="center"/>
-          </w:tcPr>
-          <w:p>
-            <w:pPr>
-              <w:spacing w:after="0" w:line="252" w:lineRule="auto"/>
-              <w:jc w:val="left"/>
-              <w:rPr>
-                <w:color w:val="000000" w:themeColor="text1"/>
-              </w:rPr>
-            </w:pPr>
-            <w:r>
-              <w:rPr>
-                <w:color w:val="000000" w:themeColor="text1"/>
-                <w:sz w:val="18"/>
-              </w:rPr>
-              <w:t>Paired bootstrap 95% interval</w:t>
-            </w:r>
-          </w:p>
-        </w:tc>
-        <w:tc>
-          <w:tcPr>
-            <w:tcW w:w="2450" w:type="dxa"/>
-            <w:shd w:val="clear" w:color="auto" w:fill="F2F4F7"/>
-            <w:tcMar>
-              <w:top w:w="80" w:type="dxa"/>
-              <w:left w:w="120" w:type="dxa"/>
-              <w:bottom w:w="80" w:type="dxa"/>
-              <w:right w:w="120" w:type="dxa"/>
-            </w:tcMar>
-            <w:vAlign w:val="center"/>
-          </w:tcPr>
-          <w:p>
-            <w:pPr>
-              <w:spacing w:after="0" w:line="252" w:lineRule="auto"/>
-              <w:jc w:val="left"/>
-              <w:rPr>
-                <w:color w:val="000000" w:themeColor="text1"/>
-              </w:rPr>
-            </w:pPr>
-            <w:r>
-              <w:t>Complete: 11.3%-16.5%</w:t>
-            </w:r>
-          </w:p>
-        </w:tc>
-        <w:tc>
-          <w:tcPr>
-            <w:tcW w:w="3360" w:type="dxa"/>
-            <w:shd w:val="clear" w:color="auto" w:fill="F2F4F7"/>
-            <w:tcMar>
-              <w:top w:w="80" w:type="dxa"/>
-              <w:left w:w="120" w:type="dxa"/>
-              <w:bottom w:w="80" w:type="dxa"/>
-              <w:right w:w="120" w:type="dxa"/>
-            </w:tcMar>
-            <w:vAlign w:val="center"/>
-          </w:tcPr>
-          <w:p>
-            <w:pPr>
-              <w:spacing w:after="0" w:line="252" w:lineRule="auto"/>
-              <w:jc w:val="left"/>
-              <w:rPr>
-                <w:color w:val="000000" w:themeColor="text1"/>
-              </w:rPr>
-            </w:pPr>
-            <w:r>
-              <w:t>Retain method, seed, and 10,000 resamples</w:t>
-            </w:r>
-          </w:p>
-        </w:tc>
-      </w:tr>
-      <w:tr>
-        <w:tc>
-          <w:tcPr>
-            <w:tcW w:w="3550" w:type="dxa"/>
-            <w:tcMar>
-              <w:top w:w="80" w:type="dxa"/>
-              <w:left w:w="120" w:type="dxa"/>
-              <w:bottom w:w="80" w:type="dxa"/>
-              <w:right w:w="120" w:type="dxa"/>
-            </w:tcMar>
-            <w:vAlign w:val="center"/>
-          </w:tcPr>
-          <w:p>
-            <w:pPr>
-              <w:spacing w:after="0" w:line="252" w:lineRule="auto"/>
-              <w:jc w:val="left"/>
-              <w:rPr>
-                <w:color w:val="000000" w:themeColor="text1"/>
-              </w:rPr>
-            </w:pPr>
-            <w:r>
-              <w:rPr>
-                <w:color w:val="000000" w:themeColor="text1"/>
-                <w:sz w:val="18"/>
-              </w:rPr>
-              <w:t xml:space="preserve">System-level </w:t>
-            </w:r>
-            <w:proofErr w:type="spellStart"/>
-            <w:r>
-              <w:rPr>
-                <w:color w:val="000000" w:themeColor="text1"/>
-                <w:sz w:val="18"/>
-              </w:rPr>
-              <w:t>A-vs</w:t>
-            </w:r>
-            <w:proofErr w:type="spellEnd"/>
-            <w:r>
-              <w:rPr>
-                <w:color w:val="000000" w:themeColor="text1"/>
-                <w:sz w:val="18"/>
-              </w:rPr>
-              <w:t>-B plot</w:t>
-            </w:r>
-          </w:p>
-        </w:tc>
-        <w:tc>
-          <w:tcPr>
-            <w:tcW w:w="2450" w:type="dxa"/>
-            <w:tcMar>
-              <w:top w:w="80" w:type="dxa"/>
-              <w:left w:w="120" w:type="dxa"/>
-              <w:bottom w:w="80" w:type="dxa"/>
-              <w:right w:w="120" w:type="dxa"/>
-            </w:tcMar>
-            <w:vAlign w:val="center"/>
-          </w:tcPr>
-          <w:p>
-            <w:pPr>
-              <w:spacing w:after="0" w:line="252" w:lineRule="auto"/>
-              <w:jc w:val="left"/>
-              <w:rPr>
-                <w:color w:val="000000" w:themeColor="text1"/>
-              </w:rPr>
-            </w:pPr>
-            <w:r>
-              <w:t>Complete in notebook and paper</w:t>
-            </w:r>
-          </w:p>
-        </w:tc>
-        <w:tc>
-          <w:tcPr>
-            <w:tcW w:w="3360" w:type="dxa"/>
-            <w:tcMar>
-              <w:top w:w="80" w:type="dxa"/>
-              <w:left w:w="120" w:type="dxa"/>
-              <w:bottom w:w="80" w:type="dxa"/>
-              <w:right w:w="120" w:type="dxa"/>
-            </w:tcMar>
-            <w:vAlign w:val="center"/>
-          </w:tcPr>
-          <w:p>
-            <w:pPr>
-              <w:spacing w:after="0" w:line="252" w:lineRule="auto"/>
-              <w:jc w:val="left"/>
-              <w:rPr>
-                <w:color w:val="000000" w:themeColor="text1"/>
-              </w:rPr>
-            </w:pPr>
-            <w:r>
-              <w:t>Archive the exported PNG with results</w:t>
-            </w:r>
-          </w:p>
-        </w:tc>
-      </w:tr>
-      <w:tr>
-        <w:tc>
-          <w:tcPr>
-            <w:tcW w:w="3550" w:type="dxa"/>
-            <w:tcMar>
-              <w:top w:w="80" w:type="dxa"/>
-              <w:left w:w="120" w:type="dxa"/>
-              <w:bottom w:w="80" w:type="dxa"/>
-              <w:right w:w="120" w:type="dxa"/>
-            </w:tcMar>
-            <w:vAlign w:val="center"/>
-          </w:tcPr>
-          <w:p>
-            <w:pPr>
-              <w:spacing w:after="0" w:line="252" w:lineRule="auto"/>
-              <w:jc w:val="left"/>
-              <w:rPr>
-                <w:color w:val="000000" w:themeColor="text1"/>
-              </w:rPr>
-            </w:pPr>
-            <w:r>
-              <w:rPr>
-                <w:color w:val="000000" w:themeColor="text1"/>
-                <w:sz w:val="18"/>
-              </w:rPr>
-              <w:t>Feature interpretation</w:t>
-            </w:r>
-          </w:p>
-        </w:tc>
-        <w:tc>
-          <w:tcPr>
-            <w:tcW w:w="2450" w:type="dxa"/>
-            <w:tcMar>
-              <w:top w:w="80" w:type="dxa"/>
-              <w:left w:w="120" w:type="dxa"/>
-              <w:bottom w:w="80" w:type="dxa"/>
-              <w:right w:w="120" w:type="dxa"/>
-            </w:tcMar>
-            <w:vAlign w:val="center"/>
-          </w:tcPr>
-          <w:p>
-            <w:pPr>
-              <w:spacing w:after="0" w:line="252" w:lineRule="auto"/>
-              <w:jc w:val="left"/>
-              <w:rPr>
-                <w:color w:val="000000" w:themeColor="text1"/>
-              </w:rPr>
-            </w:pPr>
-            <w:r>
-              <w:rPr>
-                <w:color w:val="000000" w:themeColor="text1"/>
-                <w:sz w:val="18"/>
-              </w:rPr>
-              <w:t>Not run</w:t>
-            </w:r>
-          </w:p>
-        </w:tc>
-        <w:tc>
-          <w:tcPr>
-            <w:tcW w:w="3360" w:type="dxa"/>
-            <w:tcMar>
-              <w:top w:w="80" w:type="dxa"/>
-              <w:left w:w="120" w:type="dxa"/>
-              <w:bottom w:w="80" w:type="dxa"/>
-              <w:right w:w="120" w:type="dxa"/>
-            </w:tcMar>
-            <w:vAlign w:val="center"/>
-          </w:tcPr>
-          <w:p>
-            <w:pPr>
-              <w:spacing w:after="0" w:line="252" w:lineRule="auto"/>
-              <w:jc w:val="left"/>
-              <w:rPr>
-                <w:color w:val="000000" w:themeColor="text1"/>
-              </w:rPr>
-            </w:pPr>
-            <w:r>
-              <w:rPr>
-                <w:color w:val="000000" w:themeColor="text1"/>
-                <w:sz w:val="18"/>
-              </w:rPr>
-              <w:t>Optional grouped ablation or permutation importance</w:t>
-            </w:r>
-          </w:p>
-        </w:tc>
-      </w:tr>
-      <w:tr>
-        <w:tc>
-          <w:tcPr>
-            <w:tcW w:w="3550" w:type="dxa"/>
-            <w:shd w:val="clear" w:color="auto" w:fill="F2F4F7"/>
-            <w:tcMar>
-              <w:top w:w="80" w:type="dxa"/>
-              <w:left w:w="120" w:type="dxa"/>
-              <w:bottom w:w="80" w:type="dxa"/>
-              <w:right w:w="120" w:type="dxa"/>
-            </w:tcMar>
-            <w:vAlign w:val="center"/>
-          </w:tcPr>
-          <w:p>
-            <w:pPr>
-              <w:spacing w:after="0" w:line="252" w:lineRule="auto"/>
-              <w:jc w:val="left"/>
-              <w:rPr>
-                <w:color w:val="000000" w:themeColor="text1"/>
-              </w:rPr>
-            </w:pPr>
-            <w:r>
-              <w:rPr>
-                <w:color w:val="000000" w:themeColor="text1"/>
-                <w:sz w:val="18"/>
-              </w:rPr>
-              <w:t>Portable data path</w:t>
-            </w:r>
-          </w:p>
-        </w:tc>
-        <w:tc>
-          <w:tcPr>
-            <w:tcW w:w="2450" w:type="dxa"/>
-            <w:shd w:val="clear" w:color="auto" w:fill="F2F4F7"/>
-            <w:tcMar>
-              <w:top w:w="80" w:type="dxa"/>
-              <w:left w:w="120" w:type="dxa"/>
-              <w:bottom w:w="80" w:type="dxa"/>
-              <w:right w:w="120" w:type="dxa"/>
-            </w:tcMar>
-            <w:vAlign w:val="center"/>
-          </w:tcPr>
-          <w:p>
-            <w:pPr>
-              <w:spacing w:after="0" w:line="252" w:lineRule="auto"/>
-              <w:jc w:val="left"/>
-              <w:rPr>
-                <w:color w:val="000000" w:themeColor="text1"/>
-              </w:rPr>
-            </w:pPr>
-            <w:r>
-              <w:rPr>
-                <w:color w:val="000000" w:themeColor="text1"/>
-                <w:sz w:val="18"/>
-              </w:rPr>
-              <w:t>Not complete</w:t>
-            </w:r>
-          </w:p>
-        </w:tc>
-        <w:tc>
-          <w:tcPr>
-            <w:tcW w:w="3360" w:type="dxa"/>
-            <w:shd w:val="clear" w:color="auto" w:fill="F2F4F7"/>
-            <w:tcMar>
-              <w:top w:w="80" w:type="dxa"/>
-              <w:left w:w="120" w:type="dxa"/>
-              <w:bottom w:w="80" w:type="dxa"/>
-              <w:right w:w="120" w:type="dxa"/>
-            </w:tcMar>
-            <w:vAlign w:val="center"/>
-          </w:tcPr>
-          <w:p>
-            <w:pPr>
-              <w:spacing w:after="0" w:line="252" w:lineRule="auto"/>
-              <w:jc w:val="left"/>
-              <w:rPr>
-                <w:color w:val="000000" w:themeColor="text1"/>
-              </w:rPr>
-            </w:pPr>
-            <w:r>
-              <w:rPr>
-                <w:color w:val="000000" w:themeColor="text1"/>
-                <w:sz w:val="18"/>
-              </w:rPr>
-              <w:t>Document retrieval and rebuild process</w:t>
-            </w:r>
-          </w:p>
-        </w:tc>
-      </w:tr>
-      <w:tr>
-        <w:tc>
-          <w:tcPr>
-            <w:tcW w:w="3550" w:type="dxa"/>
-            <w:tcMar>
-              <w:top w:w="80" w:type="dxa"/>
-              <w:left w:w="120" w:type="dxa"/>
-              <w:bottom w:w="80" w:type="dxa"/>
-              <w:right w:w="120" w:type="dxa"/>
-            </w:tcMar>
-            <w:vAlign w:val="center"/>
-          </w:tcPr>
-          <w:p>
-            <w:pPr>
-              <w:spacing w:after="0" w:line="252" w:lineRule="auto"/>
-              <w:jc w:val="left"/>
-              <w:rPr>
-                <w:color w:val="000000" w:themeColor="text1"/>
-              </w:rPr>
-            </w:pPr>
-            <w:r>
-              <w:rPr>
-                <w:color w:val="000000" w:themeColor="text1"/>
-                <w:sz w:val="18"/>
-              </w:rPr>
-              <w:t>Pinned environment</w:t>
-            </w:r>
-          </w:p>
-        </w:tc>
-        <w:tc>
-          <w:tcPr>
-            <w:tcW w:w="2450" w:type="dxa"/>
-            <w:tcMar>
-              <w:top w:w="80" w:type="dxa"/>
-              <w:left w:w="120" w:type="dxa"/>
-              <w:bottom w:w="80" w:type="dxa"/>
-              <w:right w:w="120" w:type="dxa"/>
-            </w:tcMar>
-            <w:vAlign w:val="center"/>
-          </w:tcPr>
-          <w:p>
-            <w:pPr>
-              <w:spacing w:after="0" w:line="252" w:lineRule="auto"/>
-              <w:jc w:val="left"/>
-              <w:rPr>
-                <w:color w:val="000000" w:themeColor="text1"/>
-              </w:rPr>
-            </w:pPr>
-            <w:r>
-              <w:rPr>
-                <w:color w:val="000000" w:themeColor="text1"/>
-                <w:sz w:val="18"/>
-              </w:rPr>
-              <w:t>Not complete</w:t>
-            </w:r>
-          </w:p>
-        </w:tc>
-        <w:tc>
-          <w:tcPr>
-            <w:tcW w:w="3360" w:type="dxa"/>
-            <w:tcMar>
-              <w:top w:w="80" w:type="dxa"/>
-              <w:left w:w="120" w:type="dxa"/>
-              <w:bottom w:w="80" w:type="dxa"/>
-              <w:right w:w="120" w:type="dxa"/>
-            </w:tcMar>
-            <w:vAlign w:val="center"/>
-          </w:tcPr>
-          <w:p>
-            <w:pPr>
-              <w:spacing w:after="0" w:line="252" w:lineRule="auto"/>
-              <w:jc w:val="left"/>
-              <w:rPr>
-                <w:color w:val="000000" w:themeColor="text1"/>
-              </w:rPr>
-            </w:pPr>
-            <w:r>
-              <w:rPr>
-                <w:color w:val="000000" w:themeColor="text1"/>
-                <w:sz w:val="18"/>
-              </w:rPr>
-              <w:t>Freeze package versions</w:t>
-            </w:r>
-          </w:p>
-        </w:tc>
-      </w:tr>
-      <w:tr>
-        <w:tc>
-          <w:tcPr>
-            <w:tcW w:w="3550" w:type="dxa"/>
-            <w:shd w:val="clear" w:color="auto" w:fill="F2F4F7"/>
-            <w:tcMar>
-              <w:top w:w="80" w:type="dxa"/>
-              <w:left w:w="120" w:type="dxa"/>
-              <w:bottom w:w="80" w:type="dxa"/>
-              <w:right w:w="120" w:type="dxa"/>
-            </w:tcMar>
-            <w:vAlign w:val="center"/>
-          </w:tcPr>
-          <w:p>
-            <w:pPr>
-              <w:spacing w:after="0" w:line="252" w:lineRule="auto"/>
-              <w:jc w:val="left"/>
-              <w:rPr>
-                <w:color w:val="000000" w:themeColor="text1"/>
-              </w:rPr>
-            </w:pPr>
-            <w:r>
-              <w:rPr>
-                <w:color w:val="000000" w:themeColor="text1"/>
-                <w:sz w:val="18"/>
-              </w:rPr>
-              <w:t>Author/repository metadata</w:t>
-            </w:r>
-          </w:p>
-        </w:tc>
-        <w:tc>
-          <w:tcPr>
-            <w:tcW w:w="2450" w:type="dxa"/>
-            <w:shd w:val="clear" w:color="auto" w:fill="F2F4F7"/>
-            <w:tcMar>
-              <w:top w:w="80" w:type="dxa"/>
-              <w:left w:w="120" w:type="dxa"/>
-              <w:bottom w:w="80" w:type="dxa"/>
-              <w:right w:w="120" w:type="dxa"/>
-            </w:tcMar>
-            <w:vAlign w:val="center"/>
-          </w:tcPr>
-          <w:p>
-            <w:pPr>
-              <w:spacing w:after="0" w:line="252" w:lineRule="auto"/>
-              <w:jc w:val="left"/>
-              <w:rPr>
-                <w:color w:val="000000" w:themeColor="text1"/>
-              </w:rPr>
-            </w:pPr>
-            <w:r>
-              <w:rPr>
-                <w:color w:val="000000" w:themeColor="text1"/>
-                <w:sz w:val="18"/>
-              </w:rPr>
-              <w:t>Placeholders</w:t>
-            </w:r>
-          </w:p>
-        </w:tc>
-        <w:tc>
-          <w:tcPr>
-            <w:tcW w:w="3360" w:type="dxa"/>
-            <w:shd w:val="clear" w:color="auto" w:fill="F2F4F7"/>
-            <w:tcMar>
-              <w:top w:w="80" w:type="dxa"/>
-              <w:left w:w="120" w:type="dxa"/>
-              <w:bottom w:w="80" w:type="dxa"/>
-              <w:right w:w="120" w:type="dxa"/>
-            </w:tcMar>
-            <w:vAlign w:val="center"/>
-          </w:tcPr>
-          <w:p>
-            <w:pPr>
-              <w:spacing w:after="0" w:line="252" w:lineRule="auto"/>
-              <w:jc w:val="left"/>
-              <w:rPr>
-                <w:color w:val="000000" w:themeColor="text1"/>
-              </w:rPr>
-            </w:pPr>
-            <w:r>
-              <w:rPr>
-                <w:color w:val="000000" w:themeColor="text1"/>
-                <w:sz w:val="18"/>
-              </w:rPr>
-              <w:t>Fill and verify before submission</w:t>
-            </w:r>
-          </w:p>
-        </w:tc>
-      </w:tr>
-    </w:tbl>
-    <w:p>
-      <w:pPr>
-        <w:pStyle w:val="TableSource"/>
-        <w:rPr>
-          <w:color w:val="000000" w:themeColor="text1"/>
-        </w:rPr>
-      </w:pPr>
-      <w:r>
-        <w:rPr>
-          <w:color w:val="000000" w:themeColor="text1"/>
-        </w:rPr>
-        <w:t>Source: Repository audit performed for this draft.</w:t>
       </w:r>
     </w:p>
     <w:sectPr>
@@ -7019,7 +5818,7 @@
 </file>
 
 <file path=word/endnotes.xml><?xml version="1.0" encoding="utf-8"?>
-<w:endnotes xmlns:wpc="http://schemas.microsoft.com/office/word/2010/wordprocessingCanvas" xmlns:cx="http://schemas.microsoft.com/office/drawing/2014/chartex" xmlns:cx1="http://schemas.microsoft.com/office/drawing/2015/9/8/chartex" xmlns:cx2="http://schemas.microsoft.com/office/drawing/2015/10/21/chartex" xmlns:cx3="http://schemas.microsoft.com/office/drawing/2016/5/9/chartex" xmlns:cx4="http://schemas.microsoft.com/office/drawing/2016/5/10/chartex" xmlns:cx5="http://schemas.microsoft.com/office/drawing/2016/5/11/chartex" xmlns:cx6="http://schemas.microsoft.com/office/drawing/2016/5/12/chartex" xmlns:cx7="http://schemas.microsoft.com/office/drawing/2016/5/13/chartex" xmlns:cx8="http://schemas.microsoft.com/office/drawing/2016/5/14/chartex" xmlns:mc="http://schemas.openxmlformats.org/markup-compatibility/2006" xmlns:aink="http://schemas.microsoft.com/office/drawing/2016/ink" xmlns:am3d="http://schemas.microsoft.com/office/drawing/2017/model3d" xmlns:o="urn:schemas-microsoft-com:office:office" xmlns:oel="http://schemas.microsoft.com/office/2019/extlst" xmlns:r="http://schemas.openxmlformats.org/officeDocument/2006/relationships" xmlns:m="http://schemas.openxmlformats.org/officeDocument/2006/math" xmlns:v="urn:schemas-microsoft-com:vml" xmlns:wp14="http://schemas.microsoft.com/office/word/2010/wordprocessingDrawing" xmlns:wp="http://schemas.openxmlformats.org/drawingml/2006/wordprocessingDrawing" xmlns:w10="urn:schemas-microsoft-com:office:word" xmlns:w="http://schemas.openxmlformats.org/wordprocessingml/2006/main" xmlns:w14="http://schemas.microsoft.com/office/word/2010/wordml" xmlns:w15="http://schemas.microsoft.com/office/word/2012/wordml" xmlns:w16cex="http://schemas.microsoft.com/office/word/2018/wordml/cex" xmlns:w16cid="http://schemas.microsoft.com/office/word/2016/wordml/cid" xmlns:w16="http://schemas.microsoft.com/office/word/2018/wordml" xmlns:w16du="http://schemas.microsoft.com/office/word/2023/wordml/word16du" xmlns:w16sdtdh="http://schemas.microsoft.com/office/word/2020/wordml/sdtdatahash" xmlns:w16sdtfl="http://schemas.microsoft.com/office/word/2024/wordml/sdtformatlock" xmlns:w16se="http://schemas.microsoft.com/office/word/2015/wordml/symex" xmlns:wpg="http://schemas.microsoft.com/office/word/2010/wordprocessingGroup" xmlns:wpi="http://schemas.microsoft.com/office/word/2010/wordprocessingInk" xmlns:wne="http://schemas.microsoft.com/office/word/2006/wordml" xmlns:wps="http://schemas.microsoft.com/office/word/2010/wordprocessingShape" mc:Ignorable="w14 w15 w16se w16cid w16 w16cex w16sdtdh w16sdtfl w16du wp14">
+<w:endnotes xmlns:wpc="http://schemas.microsoft.com/office/word/2010/wordprocessingCanvas" xmlns:cx="http://schemas.microsoft.com/office/drawing/2014/chartex" xmlns:cx1="http://schemas.microsoft.com/office/drawing/2015/9/8/chartex" xmlns:cx2="http://schemas.microsoft.com/office/drawing/2015/10/21/chartex" xmlns:cx3="http://schemas.microsoft.com/office/drawing/2016/5/9/chartex" xmlns:cx4="http://schemas.microsoft.com/office/drawing/2016/5/10/chartex" xmlns:cx5="http://schemas.microsoft.com/office/drawing/2016/5/11/chartex" xmlns:cx6="http://schemas.microsoft.com/office/drawing/2016/5/12/chartex" xmlns:cx7="http://schemas.microsoft.com/office/drawing/2016/5/13/chartex" xmlns:cx8="http://schemas.microsoft.com/office/drawing/2016/5/14/chartex" xmlns:mc="http://schemas.openxmlformats.org/markup-compatibility/2006" xmlns:m="http://schemas.openxmlformats.org/officeDocument/2006/math" xmlns:aink="http://schemas.microsoft.com/office/drawing/2016/ink" xmlns:am3d="http://schemas.microsoft.com/office/drawing/2017/model3d" xmlns:oel="http://schemas.microsoft.com/office/2019/extlst" xmlns:r="http://schemas.openxmlformats.org/officeDocument/2006/relationships" xmlns:wp14="http://schemas.microsoft.com/office/word/2010/wordprocessingDrawing" xmlns:wp="http://schemas.openxmlformats.org/drawingml/2006/wordprocessingDrawing" xmlns:wpg="http://schemas.microsoft.com/office/word/2010/wordprocessingGroup" xmlns:wpi="http://schemas.microsoft.com/office/word/2010/wordprocessingInk" xmlns:wps="http://schemas.microsoft.com/office/word/2010/wordprocessingShape" xmlns:o="urn:schemas-microsoft-com:office:office" xmlns:v="urn:schemas-microsoft-com:vml" xmlns:w10="urn:schemas-microsoft-com:office:word" xmlns:w="http://schemas.openxmlformats.org/wordprocessingml/2006/main" xmlns:w14="http://schemas.microsoft.com/office/word/2010/wordml" xmlns:w15="http://schemas.microsoft.com/office/word/2012/wordml" xmlns:w16cei="http://schemas.microsoft.com/office/word/2026/wordml/cei" xmlns:w16cex="http://schemas.microsoft.com/office/word/2018/wordml/cex" xmlns:w16cid="http://schemas.microsoft.com/office/word/2016/wordml/cid" xmlns:w16="http://schemas.microsoft.com/office/word/2018/wordml" xmlns:w16sdtdh="http://schemas.microsoft.com/office/word/2020/wordml/sdtdatahash" xmlns:w16sdtfl="http://schemas.microsoft.com/office/word/2024/wordml/sdtformatlock" xmlns:w16se="http://schemas.microsoft.com/office/word/2015/wordml/symex" xmlns:w16du="http://schemas.microsoft.com/office/word/2023/wordml/word16du" xmlns:wne="http://schemas.microsoft.com/office/word/2006/wordml" mc:Ignorable="w14 w15 w16se w16cid w16 w16cex w16sdtdh w16sdtfl w16du wp14">
   <w:endnote w:type="separator" w:id="-1">
     <w:p>
       <w:pPr>
@@ -7044,7 +5843,7 @@
 </file>
 
 <file path=word/footer1.xml><?xml version="1.0" encoding="utf-8"?>
-<w:ftr xmlns:wpc="http://schemas.microsoft.com/office/word/2010/wordprocessingCanvas" xmlns:cx="http://schemas.microsoft.com/office/drawing/2014/chartex" xmlns:cx1="http://schemas.microsoft.com/office/drawing/2015/9/8/chartex" xmlns:cx2="http://schemas.microsoft.com/office/drawing/2015/10/21/chartex" xmlns:cx3="http://schemas.microsoft.com/office/drawing/2016/5/9/chartex" xmlns:cx4="http://schemas.microsoft.com/office/drawing/2016/5/10/chartex" xmlns:cx5="http://schemas.microsoft.com/office/drawing/2016/5/11/chartex" xmlns:cx6="http://schemas.microsoft.com/office/drawing/2016/5/12/chartex" xmlns:cx7="http://schemas.microsoft.com/office/drawing/2016/5/13/chartex" xmlns:cx8="http://schemas.microsoft.com/office/drawing/2016/5/14/chartex" xmlns:mc="http://schemas.openxmlformats.org/markup-compatibility/2006" xmlns:aink="http://schemas.microsoft.com/office/drawing/2016/ink" xmlns:am3d="http://schemas.microsoft.com/office/drawing/2017/model3d" xmlns:o="urn:schemas-microsoft-com:office:office" xmlns:oel="http://schemas.microsoft.com/office/2019/extlst" xmlns:r="http://schemas.openxmlformats.org/officeDocument/2006/relationships" xmlns:m="http://schemas.openxmlformats.org/officeDocument/2006/math" xmlns:v="urn:schemas-microsoft-com:vml" xmlns:wp14="http://schemas.microsoft.com/office/word/2010/wordprocessingDrawing" xmlns:wp="http://schemas.openxmlformats.org/drawingml/2006/wordprocessingDrawing" xmlns:w10="urn:schemas-microsoft-com:office:word" xmlns:w="http://schemas.openxmlformats.org/wordprocessingml/2006/main" xmlns:w14="http://schemas.microsoft.com/office/word/2010/wordml" xmlns:w15="http://schemas.microsoft.com/office/word/2012/wordml" xmlns:w16cex="http://schemas.microsoft.com/office/word/2018/wordml/cex" xmlns:w16cid="http://schemas.microsoft.com/office/word/2016/wordml/cid" xmlns:w16="http://schemas.microsoft.com/office/word/2018/wordml" xmlns:w16du="http://schemas.microsoft.com/office/word/2023/wordml/word16du" xmlns:w16sdtdh="http://schemas.microsoft.com/office/word/2020/wordml/sdtdatahash" xmlns:w16sdtfl="http://schemas.microsoft.com/office/word/2024/wordml/sdtformatlock" xmlns:w16se="http://schemas.microsoft.com/office/word/2015/wordml/symex" xmlns:wpg="http://schemas.microsoft.com/office/word/2010/wordprocessingGroup" xmlns:wpi="http://schemas.microsoft.com/office/word/2010/wordprocessingInk" xmlns:wne="http://schemas.microsoft.com/office/word/2006/wordml" xmlns:wps="http://schemas.microsoft.com/office/word/2010/wordprocessingShape" mc:Ignorable="w14 w15 w16se w16cid w16 w16cex w16sdtdh w16sdtfl w16du wp14">
+<w:ftr xmlns:wpc="http://schemas.microsoft.com/office/word/2010/wordprocessingCanvas" xmlns:cx="http://schemas.microsoft.com/office/drawing/2014/chartex" xmlns:cx1="http://schemas.microsoft.com/office/drawing/2015/9/8/chartex" xmlns:cx2="http://schemas.microsoft.com/office/drawing/2015/10/21/chartex" xmlns:cx3="http://schemas.microsoft.com/office/drawing/2016/5/9/chartex" xmlns:cx4="http://schemas.microsoft.com/office/drawing/2016/5/10/chartex" xmlns:cx5="http://schemas.microsoft.com/office/drawing/2016/5/11/chartex" xmlns:cx6="http://schemas.microsoft.com/office/drawing/2016/5/12/chartex" xmlns:cx7="http://schemas.microsoft.com/office/drawing/2016/5/13/chartex" xmlns:cx8="http://schemas.microsoft.com/office/drawing/2016/5/14/chartex" xmlns:mc="http://schemas.openxmlformats.org/markup-compatibility/2006" xmlns:m="http://schemas.openxmlformats.org/officeDocument/2006/math" xmlns:aink="http://schemas.microsoft.com/office/drawing/2016/ink" xmlns:am3d="http://schemas.microsoft.com/office/drawing/2017/model3d" xmlns:oel="http://schemas.microsoft.com/office/2019/extlst" xmlns:r="http://schemas.openxmlformats.org/officeDocument/2006/relationships" xmlns:wp14="http://schemas.microsoft.com/office/word/2010/wordprocessingDrawing" xmlns:wp="http://schemas.openxmlformats.org/drawingml/2006/wordprocessingDrawing" xmlns:wpg="http://schemas.microsoft.com/office/word/2010/wordprocessingGroup" xmlns:wpi="http://schemas.microsoft.com/office/word/2010/wordprocessingInk" xmlns:wps="http://schemas.microsoft.com/office/word/2010/wordprocessingShape" xmlns:o="urn:schemas-microsoft-com:office:office" xmlns:v="urn:schemas-microsoft-com:vml" xmlns:w10="urn:schemas-microsoft-com:office:word" xmlns:w="http://schemas.openxmlformats.org/wordprocessingml/2006/main" xmlns:w14="http://schemas.microsoft.com/office/word/2010/wordml" xmlns:w15="http://schemas.microsoft.com/office/word/2012/wordml" xmlns:w16cei="http://schemas.microsoft.com/office/word/2026/wordml/cei" xmlns:w16cex="http://schemas.microsoft.com/office/word/2018/wordml/cex" xmlns:w16cid="http://schemas.microsoft.com/office/word/2016/wordml/cid" xmlns:w16="http://schemas.microsoft.com/office/word/2018/wordml" xmlns:w16sdtdh="http://schemas.microsoft.com/office/word/2020/wordml/sdtdatahash" xmlns:w16sdtfl="http://schemas.microsoft.com/office/word/2024/wordml/sdtformatlock" xmlns:w16se="http://schemas.microsoft.com/office/word/2015/wordml/symex" xmlns:w16du="http://schemas.microsoft.com/office/word/2023/wordml/word16du" xmlns:wne="http://schemas.microsoft.com/office/word/2006/wordml" mc:Ignorable="w14 w15 w16se w16cid w16 w16cex w16sdtdh w16sdtfl w16du wp14">
   <w:p>
     <w:pPr>
       <w:pStyle w:val="Footer"/>
@@ -7091,7 +5890,7 @@
 </file>
 
 <file path=word/footnotes.xml><?xml version="1.0" encoding="utf-8"?>
-<w:footnotes xmlns:wpc="http://schemas.microsoft.com/office/word/2010/wordprocessingCanvas" xmlns:cx="http://schemas.microsoft.com/office/drawing/2014/chartex" xmlns:cx1="http://schemas.microsoft.com/office/drawing/2015/9/8/chartex" xmlns:cx2="http://schemas.microsoft.com/office/drawing/2015/10/21/chartex" xmlns:cx3="http://schemas.microsoft.com/office/drawing/2016/5/9/chartex" xmlns:cx4="http://schemas.microsoft.com/office/drawing/2016/5/10/chartex" xmlns:cx5="http://schemas.microsoft.com/office/drawing/2016/5/11/chartex" xmlns:cx6="http://schemas.microsoft.com/office/drawing/2016/5/12/chartex" xmlns:cx7="http://schemas.microsoft.com/office/drawing/2016/5/13/chartex" xmlns:cx8="http://schemas.microsoft.com/office/drawing/2016/5/14/chartex" xmlns:mc="http://schemas.openxmlformats.org/markup-compatibility/2006" xmlns:aink="http://schemas.microsoft.com/office/drawing/2016/ink" xmlns:am3d="http://schemas.microsoft.com/office/drawing/2017/model3d" xmlns:o="urn:schemas-microsoft-com:office:office" xmlns:oel="http://schemas.microsoft.com/office/2019/extlst" xmlns:r="http://schemas.openxmlformats.org/officeDocument/2006/relationships" xmlns:m="http://schemas.openxmlformats.org/officeDocument/2006/math" xmlns:v="urn:schemas-microsoft-com:vml" xmlns:wp14="http://schemas.microsoft.com/office/word/2010/wordprocessingDrawing" xmlns:wp="http://schemas.openxmlformats.org/drawingml/2006/wordprocessingDrawing" xmlns:w10="urn:schemas-microsoft-com:office:word" xmlns:w="http://schemas.openxmlformats.org/wordprocessingml/2006/main" xmlns:w14="http://schemas.microsoft.com/office/word/2010/wordml" xmlns:w15="http://schemas.microsoft.com/office/word/2012/wordml" xmlns:w16cex="http://schemas.microsoft.com/office/word/2018/wordml/cex" xmlns:w16cid="http://schemas.microsoft.com/office/word/2016/wordml/cid" xmlns:w16="http://schemas.microsoft.com/office/word/2018/wordml" xmlns:w16du="http://schemas.microsoft.com/office/word/2023/wordml/word16du" xmlns:w16sdtdh="http://schemas.microsoft.com/office/word/2020/wordml/sdtdatahash" xmlns:w16sdtfl="http://schemas.microsoft.com/office/word/2024/wordml/sdtformatlock" xmlns:w16se="http://schemas.microsoft.com/office/word/2015/wordml/symex" xmlns:wpg="http://schemas.microsoft.com/office/word/2010/wordprocessingGroup" xmlns:wpi="http://schemas.microsoft.com/office/word/2010/wordprocessingInk" xmlns:wne="http://schemas.microsoft.com/office/word/2006/wordml" xmlns:wps="http://schemas.microsoft.com/office/word/2010/wordprocessingShape" mc:Ignorable="w14 w15 w16se w16cid w16 w16cex w16sdtdh w16sdtfl w16du wp14">
+<w:footnotes xmlns:wpc="http://schemas.microsoft.com/office/word/2010/wordprocessingCanvas" xmlns:cx="http://schemas.microsoft.com/office/drawing/2014/chartex" xmlns:cx1="http://schemas.microsoft.com/office/drawing/2015/9/8/chartex" xmlns:cx2="http://schemas.microsoft.com/office/drawing/2015/10/21/chartex" xmlns:cx3="http://schemas.microsoft.com/office/drawing/2016/5/9/chartex" xmlns:cx4="http://schemas.microsoft.com/office/drawing/2016/5/10/chartex" xmlns:cx5="http://schemas.microsoft.com/office/drawing/2016/5/11/chartex" xmlns:cx6="http://schemas.microsoft.com/office/drawing/2016/5/12/chartex" xmlns:cx7="http://schemas.microsoft.com/office/drawing/2016/5/13/chartex" xmlns:cx8="http://schemas.microsoft.com/office/drawing/2016/5/14/chartex" xmlns:mc="http://schemas.openxmlformats.org/markup-compatibility/2006" xmlns:m="http://schemas.openxmlformats.org/officeDocument/2006/math" xmlns:aink="http://schemas.microsoft.com/office/drawing/2016/ink" xmlns:am3d="http://schemas.microsoft.com/office/drawing/2017/model3d" xmlns:oel="http://schemas.microsoft.com/office/2019/extlst" xmlns:r="http://schemas.openxmlformats.org/officeDocument/2006/relationships" xmlns:wp14="http://schemas.microsoft.com/office/word/2010/wordprocessingDrawing" xmlns:wp="http://schemas.openxmlformats.org/drawingml/2006/wordprocessingDrawing" xmlns:wpg="http://schemas.microsoft.com/office/word/2010/wordprocessingGroup" xmlns:wpi="http://schemas.microsoft.com/office/word/2010/wordprocessingInk" xmlns:wps="http://schemas.microsoft.com/office/word/2010/wordprocessingShape" xmlns:o="urn:schemas-microsoft-com:office:office" xmlns:v="urn:schemas-microsoft-com:vml" xmlns:w10="urn:schemas-microsoft-com:office:word" xmlns:w="http://schemas.openxmlformats.org/wordprocessingml/2006/main" xmlns:w14="http://schemas.microsoft.com/office/word/2010/wordml" xmlns:w15="http://schemas.microsoft.com/office/word/2012/wordml" xmlns:w16cei="http://schemas.microsoft.com/office/word/2026/wordml/cei" xmlns:w16cex="http://schemas.microsoft.com/office/word/2018/wordml/cex" xmlns:w16cid="http://schemas.microsoft.com/office/word/2016/wordml/cid" xmlns:w16="http://schemas.microsoft.com/office/word/2018/wordml" xmlns:w16sdtdh="http://schemas.microsoft.com/office/word/2020/wordml/sdtdatahash" xmlns:w16sdtfl="http://schemas.microsoft.com/office/word/2024/wordml/sdtformatlock" xmlns:w16se="http://schemas.microsoft.com/office/word/2015/wordml/symex" xmlns:w16du="http://schemas.microsoft.com/office/word/2023/wordml/word16du" xmlns:wne="http://schemas.microsoft.com/office/word/2006/wordml" mc:Ignorable="w14 w15 w16se w16cid w16 w16cex w16sdtdh w16sdtfl w16du wp14">
   <w:footnote w:type="separator" w:id="-1">
     <w:p>
       <w:pPr>
@@ -7116,7 +5915,7 @@
 </file>
 
 <file path=word/header1.xml><?xml version="1.0" encoding="utf-8"?>
-<w:hdr xmlns:wpc="http://schemas.microsoft.com/office/word/2010/wordprocessingCanvas" xmlns:cx="http://schemas.microsoft.com/office/drawing/2014/chartex" xmlns:cx1="http://schemas.microsoft.com/office/drawing/2015/9/8/chartex" xmlns:cx2="http://schemas.microsoft.com/office/drawing/2015/10/21/chartex" xmlns:cx3="http://schemas.microsoft.com/office/drawing/2016/5/9/chartex" xmlns:cx4="http://schemas.microsoft.com/office/drawing/2016/5/10/chartex" xmlns:cx5="http://schemas.microsoft.com/office/drawing/2016/5/11/chartex" xmlns:cx6="http://schemas.microsoft.com/office/drawing/2016/5/12/chartex" xmlns:cx7="http://schemas.microsoft.com/office/drawing/2016/5/13/chartex" xmlns:cx8="http://schemas.microsoft.com/office/drawing/2016/5/14/chartex" xmlns:mc="http://schemas.openxmlformats.org/markup-compatibility/2006" xmlns:aink="http://schemas.microsoft.com/office/drawing/2016/ink" xmlns:am3d="http://schemas.microsoft.com/office/drawing/2017/model3d" xmlns:o="urn:schemas-microsoft-com:office:office" xmlns:oel="http://schemas.microsoft.com/office/2019/extlst" xmlns:r="http://schemas.openxmlformats.org/officeDocument/2006/relationships" xmlns:m="http://schemas.openxmlformats.org/officeDocument/2006/math" xmlns:v="urn:schemas-microsoft-com:vml" xmlns:wp14="http://schemas.microsoft.com/office/word/2010/wordprocessingDrawing" xmlns:wp="http://schemas.openxmlformats.org/drawingml/2006/wordprocessingDrawing" xmlns:w10="urn:schemas-microsoft-com:office:word" xmlns:w="http://schemas.openxmlformats.org/wordprocessingml/2006/main" xmlns:w14="http://schemas.microsoft.com/office/word/2010/wordml" xmlns:w15="http://schemas.microsoft.com/office/word/2012/wordml" xmlns:w16cex="http://schemas.microsoft.com/office/word/2018/wordml/cex" xmlns:w16cid="http://schemas.microsoft.com/office/word/2016/wordml/cid" xmlns:w16="http://schemas.microsoft.com/office/word/2018/wordml" xmlns:w16du="http://schemas.microsoft.com/office/word/2023/wordml/word16du" xmlns:w16sdtdh="http://schemas.microsoft.com/office/word/2020/wordml/sdtdatahash" xmlns:w16sdtfl="http://schemas.microsoft.com/office/word/2024/wordml/sdtformatlock" xmlns:w16se="http://schemas.microsoft.com/office/word/2015/wordml/symex" xmlns:wpg="http://schemas.microsoft.com/office/word/2010/wordprocessingGroup" xmlns:wpi="http://schemas.microsoft.com/office/word/2010/wordprocessingInk" xmlns:wne="http://schemas.microsoft.com/office/word/2006/wordml" xmlns:wps="http://schemas.microsoft.com/office/word/2010/wordprocessingShape" mc:Ignorable="w14 w15 w16se w16cid w16 w16cex w16sdtdh w16sdtfl w16du wp14">
+<w:hdr xmlns:wpc="http://schemas.microsoft.com/office/word/2010/wordprocessingCanvas" xmlns:cx="http://schemas.microsoft.com/office/drawing/2014/chartex" xmlns:cx1="http://schemas.microsoft.com/office/drawing/2015/9/8/chartex" xmlns:cx2="http://schemas.microsoft.com/office/drawing/2015/10/21/chartex" xmlns:cx3="http://schemas.microsoft.com/office/drawing/2016/5/9/chartex" xmlns:cx4="http://schemas.microsoft.com/office/drawing/2016/5/10/chartex" xmlns:cx5="http://schemas.microsoft.com/office/drawing/2016/5/11/chartex" xmlns:cx6="http://schemas.microsoft.com/office/drawing/2016/5/12/chartex" xmlns:cx7="http://schemas.microsoft.com/office/drawing/2016/5/13/chartex" xmlns:cx8="http://schemas.microsoft.com/office/drawing/2016/5/14/chartex" xmlns:mc="http://schemas.openxmlformats.org/markup-compatibility/2006" xmlns:m="http://schemas.openxmlformats.org/officeDocument/2006/math" xmlns:aink="http://schemas.microsoft.com/office/drawing/2016/ink" xmlns:am3d="http://schemas.microsoft.com/office/drawing/2017/model3d" xmlns:oel="http://schemas.microsoft.com/office/2019/extlst" xmlns:r="http://schemas.openxmlformats.org/officeDocument/2006/relationships" xmlns:wp14="http://schemas.microsoft.com/office/word/2010/wordprocessingDrawing" xmlns:wp="http://schemas.openxmlformats.org/drawingml/2006/wordprocessingDrawing" xmlns:wpg="http://schemas.microsoft.com/office/word/2010/wordprocessingGroup" xmlns:wpi="http://schemas.microsoft.com/office/word/2010/wordprocessingInk" xmlns:wps="http://schemas.microsoft.com/office/word/2010/wordprocessingShape" xmlns:o="urn:schemas-microsoft-com:office:office" xmlns:v="urn:schemas-microsoft-com:vml" xmlns:w10="urn:schemas-microsoft-com:office:word" xmlns:w="http://schemas.openxmlformats.org/wordprocessingml/2006/main" xmlns:w14="http://schemas.microsoft.com/office/word/2010/wordml" xmlns:w15="http://schemas.microsoft.com/office/word/2012/wordml" xmlns:w16cei="http://schemas.microsoft.com/office/word/2026/wordml/cei" xmlns:w16cex="http://schemas.microsoft.com/office/word/2018/wordml/cex" xmlns:w16cid="http://schemas.microsoft.com/office/word/2016/wordml/cid" xmlns:w16="http://schemas.microsoft.com/office/word/2018/wordml" xmlns:w16sdtdh="http://schemas.microsoft.com/office/word/2020/wordml/sdtdatahash" xmlns:w16sdtfl="http://schemas.microsoft.com/office/word/2024/wordml/sdtformatlock" xmlns:w16se="http://schemas.microsoft.com/office/word/2015/wordml/symex" xmlns:w16du="http://schemas.microsoft.com/office/word/2023/wordml/word16du" xmlns:wne="http://schemas.microsoft.com/office/word/2006/wordml" mc:Ignorable="w14 w15 w16se w16cid w16 w16cex w16sdtdh w16sdtfl w16du wp14">
   <w:p>
     <w:pPr>
       <w:pStyle w:val="Header"/>
@@ -7127,7 +5926,7 @@
 </file>
 
 <file path=word/numbering.xml><?xml version="1.0" encoding="utf-8"?>
-<w:numbering xmlns:wpc="http://schemas.microsoft.com/office/word/2010/wordprocessingCanvas" xmlns:cx="http://schemas.microsoft.com/office/drawing/2014/chartex" xmlns:cx1="http://schemas.microsoft.com/office/drawing/2015/9/8/chartex" xmlns:cx2="http://schemas.microsoft.com/office/drawing/2015/10/21/chartex" xmlns:cx3="http://schemas.microsoft.com/office/drawing/2016/5/9/chartex" xmlns:cx4="http://schemas.microsoft.com/office/drawing/2016/5/10/chartex" xmlns:cx5="http://schemas.microsoft.com/office/drawing/2016/5/11/chartex" xmlns:cx6="http://schemas.microsoft.com/office/drawing/2016/5/12/chartex" xmlns:cx7="http://schemas.microsoft.com/office/drawing/2016/5/13/chartex" xmlns:cx8="http://schemas.microsoft.com/office/drawing/2016/5/14/chartex" xmlns:mc="http://schemas.openxmlformats.org/markup-compatibility/2006" xmlns:aink="http://schemas.microsoft.com/office/drawing/2016/ink" xmlns:am3d="http://schemas.microsoft.com/office/drawing/2017/model3d" xmlns:o="urn:schemas-microsoft-com:office:office" xmlns:oel="http://schemas.microsoft.com/office/2019/extlst" xmlns:r="http://schemas.openxmlformats.org/officeDocument/2006/relationships" xmlns:m="http://schemas.openxmlformats.org/officeDocument/2006/math" xmlns:v="urn:schemas-microsoft-com:vml" xmlns:wp14="http://schemas.microsoft.com/office/word/2010/wordprocessingDrawing" xmlns:wp="http://schemas.openxmlformats.org/drawingml/2006/wordprocessingDrawing" xmlns:w10="urn:schemas-microsoft-com:office:word" xmlns:w="http://schemas.openxmlformats.org/wordprocessingml/2006/main" xmlns:w14="http://schemas.microsoft.com/office/word/2010/wordml" xmlns:w15="http://schemas.microsoft.com/office/word/2012/wordml" xmlns:w16cex="http://schemas.microsoft.com/office/word/2018/wordml/cex" xmlns:w16cid="http://schemas.microsoft.com/office/word/2016/wordml/cid" xmlns:w16="http://schemas.microsoft.com/office/word/2018/wordml" xmlns:w16du="http://schemas.microsoft.com/office/word/2023/wordml/word16du" xmlns:w16sdtdh="http://schemas.microsoft.com/office/word/2020/wordml/sdtdatahash" xmlns:w16sdtfl="http://schemas.microsoft.com/office/word/2024/wordml/sdtformatlock" xmlns:w16se="http://schemas.microsoft.com/office/word/2015/wordml/symex" xmlns:wpg="http://schemas.microsoft.com/office/word/2010/wordprocessingGroup" xmlns:wpi="http://schemas.microsoft.com/office/word/2010/wordprocessingInk" xmlns:wne="http://schemas.microsoft.com/office/word/2006/wordml" xmlns:wps="http://schemas.microsoft.com/office/word/2010/wordprocessingShape" mc:Ignorable="w14 w15 w16se w16cid w16 w16cex w16sdtdh w16sdtfl w16du wp14">
+<w:numbering xmlns:wpc="http://schemas.microsoft.com/office/word/2010/wordprocessingCanvas" xmlns:cx="http://schemas.microsoft.com/office/drawing/2014/chartex" xmlns:cx1="http://schemas.microsoft.com/office/drawing/2015/9/8/chartex" xmlns:cx2="http://schemas.microsoft.com/office/drawing/2015/10/21/chartex" xmlns:cx3="http://schemas.microsoft.com/office/drawing/2016/5/9/chartex" xmlns:cx4="http://schemas.microsoft.com/office/drawing/2016/5/10/chartex" xmlns:cx5="http://schemas.microsoft.com/office/drawing/2016/5/11/chartex" xmlns:cx6="http://schemas.microsoft.com/office/drawing/2016/5/12/chartex" xmlns:cx7="http://schemas.microsoft.com/office/drawing/2016/5/13/chartex" xmlns:cx8="http://schemas.microsoft.com/office/drawing/2016/5/14/chartex" xmlns:mc="http://schemas.openxmlformats.org/markup-compatibility/2006" xmlns:m="http://schemas.openxmlformats.org/officeDocument/2006/math" xmlns:aink="http://schemas.microsoft.com/office/drawing/2016/ink" xmlns:am3d="http://schemas.microsoft.com/office/drawing/2017/model3d" xmlns:oel="http://schemas.microsoft.com/office/2019/extlst" xmlns:r="http://schemas.openxmlformats.org/officeDocument/2006/relationships" xmlns:wp14="http://schemas.microsoft.com/office/word/2010/wordprocessingDrawing" xmlns:wp="http://schemas.openxmlformats.org/drawingml/2006/wordprocessingDrawing" xmlns:wpg="http://schemas.microsoft.com/office/word/2010/wordprocessingGroup" xmlns:wpi="http://schemas.microsoft.com/office/word/2010/wordprocessingInk" xmlns:wps="http://schemas.microsoft.com/office/word/2010/wordprocessingShape" xmlns:o="urn:schemas-microsoft-com:office:office" xmlns:v="urn:schemas-microsoft-com:vml" xmlns:w10="urn:schemas-microsoft-com:office:word" xmlns:w="http://schemas.openxmlformats.org/wordprocessingml/2006/main" xmlns:w14="http://schemas.microsoft.com/office/word/2010/wordml" xmlns:w15="http://schemas.microsoft.com/office/word/2012/wordml" xmlns:w16cei="http://schemas.microsoft.com/office/word/2026/wordml/cei" xmlns:w16cex="http://schemas.microsoft.com/office/word/2018/wordml/cex" xmlns:w16cid="http://schemas.microsoft.com/office/word/2016/wordml/cid" xmlns:w16="http://schemas.microsoft.com/office/word/2018/wordml" xmlns:w16sdtdh="http://schemas.microsoft.com/office/word/2020/wordml/sdtdatahash" xmlns:w16sdtfl="http://schemas.microsoft.com/office/word/2024/wordml/sdtformatlock" xmlns:w16se="http://schemas.microsoft.com/office/word/2015/wordml/symex" xmlns:w16du="http://schemas.microsoft.com/office/word/2023/wordml/word16du" xmlns:wne="http://schemas.microsoft.com/office/word/2006/wordml" mc:Ignorable="w14 w15 w16se w16cid w16 w16cex w16sdtdh w16sdtfl w16du wp14">
   <w:abstractNum w:abstractNumId="0" w15:restartNumberingAfterBreak="0">
     <w:nsid w:val="FFFFFF7C"/>
     <w:multiLevelType w:val="singleLevel"/>
@@ -7330,7 +6129,7 @@
 </file>
 
 <file path=word/styles.xml><?xml version="1.0" encoding="utf-8"?>
-<w:styles xmlns:mc="http://schemas.openxmlformats.org/markup-compatibility/2006" xmlns:r="http://schemas.openxmlformats.org/officeDocument/2006/relationships" xmlns:w="http://schemas.openxmlformats.org/wordprocessingml/2006/main" xmlns:w14="http://schemas.microsoft.com/office/word/2010/wordml" xmlns:w15="http://schemas.microsoft.com/office/word/2012/wordml" xmlns:w16cex="http://schemas.microsoft.com/office/word/2018/wordml/cex" xmlns:w16cid="http://schemas.microsoft.com/office/word/2016/wordml/cid" xmlns:w16="http://schemas.microsoft.com/office/word/2018/wordml" xmlns:w16du="http://schemas.microsoft.com/office/word/2023/wordml/word16du" xmlns:w16sdtdh="http://schemas.microsoft.com/office/word/2020/wordml/sdtdatahash" xmlns:w16sdtfl="http://schemas.microsoft.com/office/word/2024/wordml/sdtformatlock" xmlns:w16se="http://schemas.microsoft.com/office/word/2015/wordml/symex" mc:Ignorable="w14 w15 w16se w16cid w16 w16cex w16sdtdh w16sdtfl w16du">
+<w:styles xmlns:mc="http://schemas.openxmlformats.org/markup-compatibility/2006" xmlns:r="http://schemas.openxmlformats.org/officeDocument/2006/relationships" xmlns:w="http://schemas.openxmlformats.org/wordprocessingml/2006/main" xmlns:w14="http://schemas.microsoft.com/office/word/2010/wordml" xmlns:w15="http://schemas.microsoft.com/office/word/2012/wordml" xmlns:w16cex="http://schemas.microsoft.com/office/word/2018/wordml/cex" xmlns:w16cid="http://schemas.microsoft.com/office/word/2016/wordml/cid" xmlns:w16="http://schemas.microsoft.com/office/word/2018/wordml" xmlns:w16sdtdh="http://schemas.microsoft.com/office/word/2020/wordml/sdtdatahash" xmlns:w16sdtfl="http://schemas.microsoft.com/office/word/2024/wordml/sdtformatlock" xmlns:w16se="http://schemas.microsoft.com/office/word/2015/wordml/symex" xmlns:w16du="http://schemas.microsoft.com/office/word/2023/wordml/word16du" mc:Ignorable="w14 w15 w16se w16cid w16 w16cex w16sdtdh w16sdtfl w16du">
   <w:docDefaults>
     <w:rPrDefault>
       <w:rPr>
